--- a/Технология разработки ПО/Техническое задание.docx
+++ b/Технология разработки ПО/Техническое задание.docx
@@ -1,6 +1,6 @@
 
 <file path=word/document.xml><?xml version="1.0" encoding="utf-8"?>
-<w:document xmlns:wpc="http://schemas.microsoft.com/office/word/2010/wordprocessingCanvas" xmlns:mc="http://schemas.openxmlformats.org/markup-compatibility/2006" xmlns:o="urn:schemas-microsoft-com:office:office" xmlns:r="http://schemas.openxmlformats.org/officeDocument/2006/relationships" xmlns:m="http://schemas.openxmlformats.org/officeDocument/2006/math" xmlns:v="urn:schemas-microsoft-com:vml" xmlns:wp14="http://schemas.microsoft.com/office/word/2010/wordprocessingDrawing" xmlns:wp="http://schemas.openxmlformats.org/drawingml/2006/wordprocessingDrawing" xmlns:w10="urn:schemas-microsoft-com:office:word" xmlns:w="http://schemas.openxmlformats.org/wordprocessingml/2006/main" xmlns:w14="http://schemas.microsoft.com/office/word/2010/wordml" xmlns:wpg="http://schemas.microsoft.com/office/word/2010/wordprocessingGroup" xmlns:wpi="http://schemas.microsoft.com/office/word/2010/wordprocessingInk" xmlns:wne="http://schemas.microsoft.com/office/word/2006/wordml" xmlns:wps="http://schemas.microsoft.com/office/word/2010/wordprocessingShape" mc:Ignorable="w14 wp14">
+<w:document xmlns:ve="http://schemas.openxmlformats.org/markup-compatibility/2006" xmlns:o="urn:schemas-microsoft-com:office:office" xmlns:r="http://schemas.openxmlformats.org/officeDocument/2006/relationships" xmlns:m="http://schemas.openxmlformats.org/officeDocument/2006/math" xmlns:v="urn:schemas-microsoft-com:vml" xmlns:wp="http://schemas.openxmlformats.org/drawingml/2006/wordprocessingDrawing" xmlns:w10="urn:schemas-microsoft-com:office:word" xmlns:w="http://schemas.openxmlformats.org/wordprocessingml/2006/main" xmlns:wne="http://schemas.microsoft.com/office/word/2006/wordml">
   <w:body>
     <w:p>
       <w:pPr>
@@ -61,10 +61,10 @@
                     </pic:cNvPicPr>
                   </pic:nvPicPr>
                   <pic:blipFill>
-                    <a:blip r:embed="rId9" cstate="print">
+                    <a:blip r:embed="rId8" cstate="print">
                       <a:extLst>
                         <a:ext uri="{28A0092B-C50C-407E-A947-70E740481C1C}">
-                          <a14:useLocalDpi xmlns:a14="http://schemas.microsoft.com/office/drawing/2010/main" val="0"/>
+                          <a14:useLocalDpi xmlns:a14="http://schemas.microsoft.com/office/drawing/2010/main" xmlns:wps="http://schemas.microsoft.com/office/word/2010/wordprocessingShape" xmlns:wpi="http://schemas.microsoft.com/office/word/2010/wordprocessingInk" xmlns:wpg="http://schemas.microsoft.com/office/word/2010/wordprocessingGroup" xmlns:w14="http://schemas.microsoft.com/office/word/2010/wordml" xmlns:w="http://schemas.openxmlformats.org/wordprocessingml/2006/main" xmlns:w10="urn:schemas-microsoft-com:office:word" xmlns:wp14="http://schemas.microsoft.com/office/word/2010/wordprocessingDrawing" xmlns:v="urn:schemas-microsoft-com:vml" xmlns:o="urn:schemas-microsoft-com:office:office" xmlns:mc="http://schemas.openxmlformats.org/markup-compatibility/2006" xmlns:wpc="http://schemas.microsoft.com/office/word/2010/wordprocessingCanvas" xmlns="" val="0"/>
                         </a:ext>
                       </a:extLst>
                     </a:blip>
@@ -124,13 +124,8 @@
         <w:jc w:val="right"/>
       </w:pPr>
       <w:r>
-        <w:t>_________ Рыбаков А.</w:t>
-      </w:r>
-      <w:proofErr w:type="gramStart"/>
-      <w:r>
-        <w:t>С</w:t>
-      </w:r>
-      <w:proofErr w:type="gramEnd"/>
+        <w:t>_________ Рыбаков А.С</w:t>
+      </w:r>
     </w:p>
     <w:p>
       <w:pPr>
@@ -329,7 +324,6 @@
           <w:docPartUnique/>
         </w:docPartObj>
       </w:sdtPr>
-      <w:sdtEndPr/>
       <w:sdtContent>
         <w:p>
           <w:pPr>
@@ -1038,7 +1032,7 @@
       <w:tblPr>
         <w:tblStyle w:val="a3"/>
         <w:tblW w:w="0" w:type="auto"/>
-        <w:tblLook w:val="04A0" w:firstRow="1" w:lastRow="0" w:firstColumn="1" w:lastColumn="0" w:noHBand="0" w:noVBand="1"/>
+        <w:tblLook w:val="04A0"/>
       </w:tblPr>
       <w:tblGrid>
         <w:gridCol w:w="1101"/>
@@ -1060,21 +1054,7 @@
               <w:rPr>
                 <w:b/>
               </w:rPr>
-              <w:t xml:space="preserve">№ </w:t>
-            </w:r>
-            <w:proofErr w:type="gramStart"/>
-            <w:r>
-              <w:rPr>
-                <w:b/>
-              </w:rPr>
-              <w:t>п</w:t>
-            </w:r>
-            <w:proofErr w:type="gramEnd"/>
-            <w:r>
-              <w:rPr>
-                <w:b/>
-              </w:rPr>
-              <w:t>/п</w:t>
+              <w:t>№ п/п</w:t>
             </w:r>
           </w:p>
         </w:tc>
@@ -1301,16 +1281,8 @@
               <w:rPr>
                 <w:lang w:val="en-US"/>
               </w:rPr>
-              <w:t xml:space="preserve">User </w:t>
-            </w:r>
-            <w:proofErr w:type="spellStart"/>
-            <w:r>
-              <w:rPr>
-                <w:lang w:val="en-US"/>
-              </w:rPr>
-              <w:t>Expiriens</w:t>
-            </w:r>
-            <w:proofErr w:type="spellEnd"/>
+              <w:t>User Expiriens</w:t>
+            </w:r>
             <w:r>
               <w:t xml:space="preserve"> </w:t>
             </w:r>
@@ -1643,77 +1615,29 @@
         <w:ind w:firstLine="709"/>
       </w:pPr>
       <w:r>
-        <w:t>Данный документ является требованием к автоматизации процессов пункта проката спортивного инвентар</w:t>
-      </w:r>
-      <w:proofErr w:type="gramStart"/>
-      <w:r>
-        <w:t>я(</w:t>
-      </w:r>
-      <w:proofErr w:type="gramEnd"/>
-      <w:r>
-        <w:t>коньков, роликов, лыж, велосипедов)  в парке.</w:t>
-      </w:r>
-    </w:p>
-    <w:p>
-      <w:pPr>
-        <w:ind w:firstLine="709"/>
-      </w:pPr>
-      <w:r>
-        <w:t xml:space="preserve">ИС должна обеспечивать </w:t>
-      </w:r>
-      <w:proofErr w:type="spellStart"/>
-      <w:r>
-        <w:t>цифровизацию</w:t>
-      </w:r>
-      <w:proofErr w:type="spellEnd"/>
-      <w:r>
-        <w:t xml:space="preserve"> всех процессов: учет инвентаря, ведение БД, регистрацию </w:t>
+        <w:t>Данный документ является требованием к автоматизации процессов пункта проката спортивного инвентаря(коньков, роликов, лыж, велосипедов)  в парке.</w:t>
+      </w:r>
+    </w:p>
+    <w:p>
+      <w:pPr>
+        <w:ind w:firstLine="709"/>
+      </w:pPr>
+      <w:r>
+        <w:t xml:space="preserve">ИС должна обеспечивать цифровизацию всех процессов: учет инвентаря, ведение БД, регистрацию </w:t>
       </w:r>
       <w:r>
         <w:t>к</w:t>
       </w:r>
       <w:r>
-        <w:t>лиентов, оформление и контроль аренды</w:t>
-      </w:r>
-      <w:proofErr w:type="gramStart"/>
-      <w:r>
-        <w:t>.</w:t>
-      </w:r>
-      <w:proofErr w:type="gramEnd"/>
-      <w:r>
-        <w:t xml:space="preserve"> </w:t>
-      </w:r>
-      <w:proofErr w:type="gramStart"/>
-      <w:r>
-        <w:t>р</w:t>
-      </w:r>
-      <w:proofErr w:type="gramEnd"/>
-      <w:r>
-        <w:t>асчет стоимости.</w:t>
-      </w:r>
-    </w:p>
-    <w:p>
-      <w:pPr>
-        <w:ind w:firstLine="709"/>
-      </w:pPr>
-      <w:r>
-        <w:t xml:space="preserve">Разработка ИС предполагает использование </w:t>
-      </w:r>
-      <w:proofErr w:type="spellStart"/>
-      <w:r>
-        <w:t>совеменного</w:t>
-      </w:r>
-      <w:proofErr w:type="spellEnd"/>
-      <w:r>
-        <w:t xml:space="preserve"> ПО, </w:t>
-      </w:r>
-      <w:proofErr w:type="gramStart"/>
-      <w:r>
-        <w:t>простого</w:t>
-      </w:r>
-      <w:proofErr w:type="gramEnd"/>
-      <w:r>
-        <w:t xml:space="preserve"> и удобного </w:t>
+        <w:t>лиентов, оформление и контроль аренды. расчет стоимости.</w:t>
+      </w:r>
+    </w:p>
+    <w:p>
+      <w:pPr>
+        <w:ind w:firstLine="709"/>
+      </w:pPr>
+      <w:r>
+        <w:t xml:space="preserve">Разработка ИС предполагает использование совеменного ПО, простого и удобного </w:t>
       </w:r>
       <w:r>
         <w:rPr>
@@ -1737,6 +1661,7 @@
           <w:ilvl w:val="1"/>
           <w:numId w:val="9"/>
         </w:numPr>
+        <w:ind w:left="0" w:firstLine="720"/>
       </w:pPr>
       <w:bookmarkStart w:id="2" w:name="_Toc215883380"/>
       <w:r>
@@ -1802,7 +1727,7 @@
         </w:rPr>
         <w:t xml:space="preserve">E-mail: </w:t>
       </w:r>
-      <w:hyperlink r:id="rId10" w:history="1">
+      <w:hyperlink r:id="rId9" w:history="1">
         <w:r>
           <w:rPr>
             <w:rStyle w:val="ab"/>
@@ -1910,23 +1835,32 @@
           <w:ilvl w:val="1"/>
           <w:numId w:val="9"/>
         </w:numPr>
-      </w:pPr>
-      <w:r>
-        <w:t xml:space="preserve"> </w:t>
-      </w:r>
+        <w:ind w:left="0" w:firstLine="720"/>
+      </w:pPr>
       <w:bookmarkStart w:id="4" w:name="_Toc215883381"/>
       <w:r>
         <w:t>Об исполнителе проекта</w:t>
       </w:r>
       <w:bookmarkEnd w:id="4"/>
     </w:p>
-    <w:p/>
-    <w:p>
+    <w:p>
+      <w:pPr>
+        <w:ind w:firstLine="709"/>
+      </w:pPr>
+    </w:p>
+    <w:p>
+      <w:pPr>
+        <w:ind w:firstLine="709"/>
+      </w:pPr>
       <w:r>
         <w:t>Исполнитель: Перепёлкина Анфиса Александровна студентка Колледжа малого бизнеса №4 (КМБ№4), группы ИПО 21.24</w:t>
       </w:r>
     </w:p>
-    <w:p/>
+    <w:p>
+      <w:pPr>
+        <w:ind w:firstLine="709"/>
+      </w:pPr>
+    </w:p>
     <w:p>
       <w:pPr>
         <w:pStyle w:val="2"/>
@@ -1934,17 +1868,25 @@
           <w:ilvl w:val="1"/>
           <w:numId w:val="9"/>
         </w:numPr>
+        <w:ind w:left="0" w:firstLine="720"/>
       </w:pPr>
       <w:r>
         <w:t>Наименование темы разработки</w:t>
       </w:r>
     </w:p>
     <w:p>
+      <w:pPr>
+        <w:ind w:firstLine="709"/>
+      </w:pPr>
       <w:r>
         <w:t xml:space="preserve"> «Прокат коньков, роликов,  велосипедов и лыж в городском парке»</w:t>
       </w:r>
     </w:p>
-    <w:p/>
+    <w:p>
+      <w:pPr>
+        <w:ind w:firstLine="709"/>
+      </w:pPr>
+    </w:p>
     <w:p>
       <w:pPr>
         <w:pStyle w:val="1"/>
@@ -1968,6 +1910,7 @@
           <w:ilvl w:val="1"/>
           <w:numId w:val="9"/>
         </w:numPr>
+        <w:ind w:left="0" w:firstLine="720"/>
       </w:pPr>
       <w:bookmarkStart w:id="6" w:name="_Toc215883383"/>
       <w:r>
@@ -2006,6 +1949,7 @@
           <w:ilvl w:val="0"/>
           <w:numId w:val="13"/>
         </w:numPr>
+        <w:ind w:firstLine="709"/>
       </w:pPr>
       <w:r>
         <w:t>учёт спортивного инвентаря (коньки, ролики, лыжи, велосипеды);</w:t>
@@ -2018,6 +1962,7 @@
           <w:ilvl w:val="0"/>
           <w:numId w:val="13"/>
         </w:numPr>
+        <w:ind w:firstLine="709"/>
       </w:pPr>
       <w:r>
         <w:t>регистрация клиентов и ведение клиентской базы;</w:t>
@@ -2030,6 +1975,7 @@
           <w:ilvl w:val="0"/>
           <w:numId w:val="13"/>
         </w:numPr>
+        <w:ind w:firstLine="709"/>
       </w:pPr>
       <w:r>
         <w:t>оформление аренды и возврата инвентаря;</w:t>
@@ -2042,6 +1988,7 @@
           <w:ilvl w:val="0"/>
           <w:numId w:val="13"/>
         </w:numPr>
+        <w:ind w:firstLine="709"/>
       </w:pPr>
       <w:r>
         <w:t>учет времени проката и расчет стоимости услуг;</w:t>
@@ -2054,6 +2001,7 @@
           <w:ilvl w:val="0"/>
           <w:numId w:val="13"/>
         </w:numPr>
+        <w:ind w:firstLine="709"/>
       </w:pPr>
       <w:r>
         <w:t>управление состоянием инвентаря (исправность, ремонт, списание);</w:t>
@@ -2066,6 +2014,7 @@
           <w:ilvl w:val="0"/>
           <w:numId w:val="13"/>
         </w:numPr>
+        <w:ind w:firstLine="709"/>
       </w:pPr>
       <w:r>
         <w:t>ведение статистики и аналитической отчетности;</w:t>
@@ -2078,6 +2027,7 @@
           <w:ilvl w:val="0"/>
           <w:numId w:val="13"/>
         </w:numPr>
+        <w:ind w:firstLine="709"/>
       </w:pPr>
       <w:r>
         <w:t>контроль работы сотрудников проката.</w:t>
@@ -2109,6 +2059,7 @@
           <w:ilvl w:val="1"/>
           <w:numId w:val="9"/>
         </w:numPr>
+        <w:ind w:left="0" w:firstLine="720"/>
       </w:pPr>
       <w:bookmarkStart w:id="7" w:name="_Toc215883384"/>
       <w:r>
@@ -2126,6 +2077,7 @@
     </w:p>
     <w:p>
       <w:pPr>
+        <w:ind w:firstLine="709"/>
         <w:rPr>
           <w:b/>
         </w:rPr>
@@ -2144,6 +2096,7 @@
           <w:ilvl w:val="0"/>
           <w:numId w:val="17"/>
         </w:numPr>
+        <w:ind w:firstLine="709"/>
       </w:pPr>
       <w:r>
         <w:t>создание современной автоматизированной информационной среды для управления прокатом спортивного инвентаря;</w:t>
@@ -2156,6 +2109,7 @@
           <w:ilvl w:val="0"/>
           <w:numId w:val="17"/>
         </w:numPr>
+        <w:ind w:firstLine="709"/>
       </w:pPr>
       <w:r>
         <w:t>повышение скорости обслуживания клиентов за счёт исключения ручных операций;</w:t>
@@ -2168,8 +2122,10 @@
           <w:ilvl w:val="0"/>
           <w:numId w:val="17"/>
         </w:numPr>
-      </w:pPr>
-      <w:r>
+        <w:ind w:firstLine="709"/>
+      </w:pPr>
+      <w:r>
+        <w:lastRenderedPageBreak/>
         <w:t>обеспечение сотрудников и руководства парка оперативной, полной и достоверной информацией, необходимой для своевременного принятия управленческих решений;</w:t>
       </w:r>
     </w:p>
@@ -2180,9 +2136,9 @@
           <w:ilvl w:val="0"/>
           <w:numId w:val="17"/>
         </w:numPr>
-      </w:pPr>
-      <w:r>
-        <w:lastRenderedPageBreak/>
+        <w:ind w:firstLine="709"/>
+      </w:pPr>
+      <w:r>
         <w:t>снижение количества ошибок персонала при оформлении аренды и возврата;</w:t>
       </w:r>
     </w:p>
@@ -2193,6 +2149,7 @@
           <w:ilvl w:val="0"/>
           <w:numId w:val="17"/>
         </w:numPr>
+        <w:ind w:firstLine="709"/>
       </w:pPr>
       <w:r>
         <w:t>обеспечение возможности контроля состояния инвентаря и своевременного выявления потребности в ремонте или списании;</w:t>
@@ -2205,6 +2162,7 @@
           <w:ilvl w:val="0"/>
           <w:numId w:val="17"/>
         </w:numPr>
+        <w:ind w:firstLine="709"/>
       </w:pPr>
       <w:r>
         <w:t>создание единого информационного пространства, обеспечивающего прозрачность и достоверность всех процессов пункта проката;</w:t>
@@ -2217,6 +2175,7 @@
           <w:ilvl w:val="0"/>
           <w:numId w:val="17"/>
         </w:numPr>
+        <w:ind w:firstLine="709"/>
       </w:pPr>
       <w:r>
         <w:t>обеспечение стандартизированного, удобного и единообразного интерфейса для всех ролей пользователей;</w:t>
@@ -2229,17 +2188,10 @@
           <w:ilvl w:val="0"/>
           <w:numId w:val="17"/>
         </w:numPr>
-      </w:pPr>
-      <w:r>
-        <w:t xml:space="preserve">повышение общего </w:t>
-      </w:r>
-      <w:proofErr w:type="gramStart"/>
-      <w:r>
-        <w:t>уровня качества обслуживания посетителей парка</w:t>
-      </w:r>
-      <w:proofErr w:type="gramEnd"/>
-      <w:r>
-        <w:t>.</w:t>
+        <w:ind w:firstLine="709"/>
+      </w:pPr>
+      <w:r>
+        <w:t>повышение общего уровня качества обслуживания посетителей парка.</w:t>
       </w:r>
     </w:p>
     <w:p>
@@ -2249,12 +2201,17 @@
           <w:ilvl w:val="1"/>
           <w:numId w:val="9"/>
         </w:numPr>
+        <w:ind w:firstLine="709"/>
       </w:pPr>
       <w:r>
         <w:t>Задачи проекта</w:t>
       </w:r>
     </w:p>
-    <w:p/>
+    <w:p>
+      <w:pPr>
+        <w:ind w:firstLine="709"/>
+      </w:pPr>
+    </w:p>
     <w:p>
       <w:pPr>
         <w:pStyle w:val="a6"/>
@@ -2262,6 +2219,7 @@
           <w:ilvl w:val="0"/>
           <w:numId w:val="19"/>
         </w:numPr>
+        <w:ind w:firstLine="709"/>
       </w:pPr>
       <w:r>
         <w:t>Автоматизировать процессы оформления проката и возврата инвентаря</w:t>
@@ -2274,6 +2232,7 @@
           <w:ilvl w:val="0"/>
           <w:numId w:val="19"/>
         </w:numPr>
+        <w:ind w:firstLine="709"/>
       </w:pPr>
       <w:r>
         <w:t>Создать централизованную базу данных инвентаря</w:t>
@@ -2286,6 +2245,7 @@
           <w:ilvl w:val="0"/>
           <w:numId w:val="19"/>
         </w:numPr>
+        <w:ind w:firstLine="709"/>
       </w:pPr>
       <w:r>
         <w:t>Внедрить автоматизированный расчёт стоимости проката</w:t>
@@ -2298,6 +2258,7 @@
           <w:ilvl w:val="0"/>
           <w:numId w:val="19"/>
         </w:numPr>
+        <w:ind w:firstLine="709"/>
       </w:pPr>
       <w:r>
         <w:t>Оптимизировать учёт рабочего времени и нагрузки персонала</w:t>
@@ -2310,34 +2271,1977 @@
           <w:ilvl w:val="0"/>
           <w:numId w:val="19"/>
         </w:numPr>
-      </w:pPr>
-      <w:r>
-        <w:t xml:space="preserve">Обеспечить оперативный </w:t>
-      </w:r>
-      <w:proofErr w:type="gramStart"/>
-      <w:r>
-        <w:t>контроль за</w:t>
-      </w:r>
-      <w:proofErr w:type="gramEnd"/>
-      <w:r>
-        <w:t xml:space="preserve"> состоянием инвентаря</w:t>
-      </w:r>
-    </w:p>
+        <w:ind w:firstLine="709"/>
+      </w:pPr>
+      <w:r>
+        <w:t>Обеспечить оперативный контроль за состоянием инвентаря</w:t>
+      </w:r>
+    </w:p>
+    <w:p>
+      <w:pPr>
+        <w:pStyle w:val="a6"/>
+        <w:ind w:left="360" w:firstLine="709"/>
+      </w:pPr>
+    </w:p>
+    <w:p>
+      <w:pPr>
+        <w:pStyle w:val="1"/>
+        <w:numPr>
+          <w:ilvl w:val="0"/>
+          <w:numId w:val="9"/>
+        </w:numPr>
+        <w:ind w:left="851" w:firstLine="709"/>
+      </w:pPr>
+      <w:r>
+        <w:t>ОБЩИЕ ТРЕБОВАНИЯ К РЕАЛИЗАЦИИ СИСТ</w:t>
+      </w:r>
+      <w:r>
+        <w:t>Е</w:t>
+      </w:r>
+      <w:r>
+        <w:t>М</w:t>
+      </w:r>
+      <w:r>
+        <w:t>Ы</w:t>
+      </w:r>
+    </w:p>
+    <w:p>
+      <w:pPr>
+        <w:pStyle w:val="2"/>
+        <w:numPr>
+          <w:ilvl w:val="1"/>
+          <w:numId w:val="9"/>
+        </w:numPr>
+        <w:ind w:left="0" w:firstLine="720"/>
+      </w:pPr>
+      <w:r>
+        <w:t>Этапность проекта</w:t>
+      </w:r>
+    </w:p>
+    <w:p/>
+    <w:tbl>
+      <w:tblPr>
+        <w:tblW w:w="9809" w:type="dxa"/>
+        <w:tblBorders>
+          <w:top w:val="single" w:sz="4" w:space="0" w:color="auto"/>
+          <w:left w:val="single" w:sz="4" w:space="0" w:color="auto"/>
+          <w:bottom w:val="single" w:sz="4" w:space="0" w:color="auto"/>
+          <w:right w:val="single" w:sz="4" w:space="0" w:color="auto"/>
+          <w:insideH w:val="single" w:sz="4" w:space="0" w:color="auto"/>
+          <w:insideV w:val="single" w:sz="4" w:space="0" w:color="auto"/>
+        </w:tblBorders>
+        <w:shd w:val="clear" w:color="auto" w:fill="FFFFFF"/>
+        <w:tblCellMar>
+          <w:top w:w="15" w:type="dxa"/>
+          <w:left w:w="15" w:type="dxa"/>
+          <w:bottom w:w="15" w:type="dxa"/>
+          <w:right w:w="15" w:type="dxa"/>
+        </w:tblCellMar>
+        <w:tblLook w:val="04A0"/>
+      </w:tblPr>
+      <w:tblGrid>
+        <w:gridCol w:w="684"/>
+        <w:gridCol w:w="2723"/>
+        <w:gridCol w:w="6402"/>
+      </w:tblGrid>
+      <w:tr>
+        <w:trPr>
+          <w:tblHeader/>
+        </w:trPr>
+        <w:tc>
+          <w:tcPr>
+            <w:tcW w:w="0" w:type="auto"/>
+            <w:shd w:val="clear" w:color="auto" w:fill="FFFFFF"/>
+            <w:tcMar>
+              <w:top w:w="134" w:type="dxa"/>
+              <w:left w:w="0" w:type="dxa"/>
+              <w:bottom w:w="134" w:type="dxa"/>
+              <w:right w:w="402" w:type="dxa"/>
+            </w:tcMar>
+            <w:vAlign w:val="center"/>
+            <w:hideMark/>
+          </w:tcPr>
+          <w:p>
+            <w:pPr>
+              <w:jc w:val="center"/>
+              <w:rPr>
+                <w:b/>
+              </w:rPr>
+            </w:pPr>
+            <w:r>
+              <w:rPr>
+                <w:b/>
+              </w:rPr>
+              <w:t>№</w:t>
+            </w:r>
+          </w:p>
+        </w:tc>
+        <w:tc>
+          <w:tcPr>
+            <w:tcW w:w="0" w:type="auto"/>
+            <w:shd w:val="clear" w:color="auto" w:fill="FFFFFF"/>
+            <w:tcMar>
+              <w:top w:w="134" w:type="dxa"/>
+              <w:left w:w="402" w:type="dxa"/>
+              <w:bottom w:w="134" w:type="dxa"/>
+              <w:right w:w="402" w:type="dxa"/>
+            </w:tcMar>
+            <w:vAlign w:val="center"/>
+            <w:hideMark/>
+          </w:tcPr>
+          <w:p>
+            <w:pPr>
+              <w:rPr>
+                <w:b/>
+              </w:rPr>
+            </w:pPr>
+            <w:r>
+              <w:rPr>
+                <w:b/>
+              </w:rPr>
+              <w:t>Этап</w:t>
+            </w:r>
+          </w:p>
+        </w:tc>
+        <w:tc>
+          <w:tcPr>
+            <w:tcW w:w="6717" w:type="dxa"/>
+            <w:shd w:val="clear" w:color="auto" w:fill="FFFFFF"/>
+            <w:tcMar>
+              <w:top w:w="134" w:type="dxa"/>
+              <w:left w:w="402" w:type="dxa"/>
+              <w:bottom w:w="134" w:type="dxa"/>
+              <w:right w:w="402" w:type="dxa"/>
+            </w:tcMar>
+            <w:vAlign w:val="center"/>
+            <w:hideMark/>
+          </w:tcPr>
+          <w:p>
+            <w:pPr>
+              <w:rPr>
+                <w:b/>
+              </w:rPr>
+            </w:pPr>
+            <w:r>
+              <w:rPr>
+                <w:b/>
+              </w:rPr>
+              <w:t>Ключевые задачи</w:t>
+            </w:r>
+          </w:p>
+        </w:tc>
+      </w:tr>
+      <w:tr>
+        <w:tc>
+          <w:tcPr>
+            <w:tcW w:w="0" w:type="auto"/>
+            <w:shd w:val="clear" w:color="auto" w:fill="FFFFFF"/>
+            <w:tcMar>
+              <w:top w:w="134" w:type="dxa"/>
+              <w:left w:w="0" w:type="dxa"/>
+              <w:bottom w:w="134" w:type="dxa"/>
+              <w:right w:w="402" w:type="dxa"/>
+            </w:tcMar>
+            <w:vAlign w:val="center"/>
+            <w:hideMark/>
+          </w:tcPr>
+          <w:p>
+            <w:pPr>
+              <w:jc w:val="center"/>
+            </w:pPr>
+            <w:r>
+              <w:t xml:space="preserve"> </w:t>
+            </w:r>
+            <w:r>
+              <w:t>1</w:t>
+            </w:r>
+          </w:p>
+        </w:tc>
+        <w:tc>
+          <w:tcPr>
+            <w:tcW w:w="0" w:type="auto"/>
+            <w:shd w:val="clear" w:color="auto" w:fill="FFFFFF"/>
+            <w:tcMar>
+              <w:top w:w="134" w:type="dxa"/>
+              <w:left w:w="402" w:type="dxa"/>
+              <w:bottom w:w="134" w:type="dxa"/>
+              <w:right w:w="402" w:type="dxa"/>
+            </w:tcMar>
+            <w:vAlign w:val="center"/>
+            <w:hideMark/>
+          </w:tcPr>
+          <w:p>
+            <w:r>
+              <w:t>Подготовка и проектирование</w:t>
+            </w:r>
+          </w:p>
+        </w:tc>
+        <w:tc>
+          <w:tcPr>
+            <w:tcW w:w="6717" w:type="dxa"/>
+            <w:shd w:val="clear" w:color="auto" w:fill="FFFFFF"/>
+            <w:tcMar>
+              <w:top w:w="134" w:type="dxa"/>
+              <w:left w:w="402" w:type="dxa"/>
+              <w:bottom w:w="134" w:type="dxa"/>
+              <w:right w:w="402" w:type="dxa"/>
+            </w:tcMar>
+            <w:vAlign w:val="center"/>
+            <w:hideMark/>
+          </w:tcPr>
+          <w:p>
+            <w:r>
+              <w:t>Анализ процессов, сбор требований, выбор технологий, утверждение плана</w:t>
+            </w:r>
+          </w:p>
+        </w:tc>
+      </w:tr>
+      <w:tr>
+        <w:trPr>
+          <w:trHeight w:val="450"/>
+        </w:trPr>
+        <w:tc>
+          <w:tcPr>
+            <w:tcW w:w="0" w:type="auto"/>
+            <w:shd w:val="clear" w:color="auto" w:fill="FFFFFF"/>
+            <w:tcMar>
+              <w:top w:w="134" w:type="dxa"/>
+              <w:left w:w="0" w:type="dxa"/>
+              <w:bottom w:w="134" w:type="dxa"/>
+              <w:right w:w="402" w:type="dxa"/>
+            </w:tcMar>
+            <w:vAlign w:val="center"/>
+            <w:hideMark/>
+          </w:tcPr>
+          <w:p>
+            <w:pPr>
+              <w:jc w:val="center"/>
+            </w:pPr>
+            <w:r>
+              <w:t>2</w:t>
+            </w:r>
+          </w:p>
+        </w:tc>
+        <w:tc>
+          <w:tcPr>
+            <w:tcW w:w="0" w:type="auto"/>
+            <w:shd w:val="clear" w:color="auto" w:fill="FFFFFF"/>
+            <w:tcMar>
+              <w:top w:w="134" w:type="dxa"/>
+              <w:left w:w="402" w:type="dxa"/>
+              <w:bottom w:w="134" w:type="dxa"/>
+              <w:right w:w="402" w:type="dxa"/>
+            </w:tcMar>
+            <w:vAlign w:val="center"/>
+            <w:hideMark/>
+          </w:tcPr>
+          <w:p>
+            <w:r>
+              <w:t xml:space="preserve">Разработка ядра </w:t>
+            </w:r>
+            <w:r>
+              <w:lastRenderedPageBreak/>
+              <w:t>и БД</w:t>
+            </w:r>
+          </w:p>
+        </w:tc>
+        <w:tc>
+          <w:tcPr>
+            <w:tcW w:w="6717" w:type="dxa"/>
+            <w:shd w:val="clear" w:color="auto" w:fill="FFFFFF"/>
+            <w:tcMar>
+              <w:top w:w="134" w:type="dxa"/>
+              <w:left w:w="402" w:type="dxa"/>
+              <w:bottom w:w="134" w:type="dxa"/>
+              <w:right w:w="402" w:type="dxa"/>
+            </w:tcMar>
+            <w:vAlign w:val="center"/>
+            <w:hideMark/>
+          </w:tcPr>
+          <w:p>
+            <w:r>
+              <w:lastRenderedPageBreak/>
+              <w:t xml:space="preserve">Проектирование БД, настройка сервера, </w:t>
+            </w:r>
+            <w:r>
+              <w:lastRenderedPageBreak/>
+              <w:t>механизмы авторизации, справочники</w:t>
+            </w:r>
+          </w:p>
+        </w:tc>
+      </w:tr>
+      <w:tr>
+        <w:trPr>
+          <w:trHeight w:val="1901"/>
+        </w:trPr>
+        <w:tc>
+          <w:tcPr>
+            <w:tcW w:w="0" w:type="auto"/>
+            <w:shd w:val="clear" w:color="auto" w:fill="FFFFFF"/>
+            <w:tcMar>
+              <w:top w:w="134" w:type="dxa"/>
+              <w:left w:w="0" w:type="dxa"/>
+              <w:bottom w:w="134" w:type="dxa"/>
+              <w:right w:w="402" w:type="dxa"/>
+            </w:tcMar>
+            <w:vAlign w:val="center"/>
+            <w:hideMark/>
+          </w:tcPr>
+          <w:p>
+            <w:pPr>
+              <w:jc w:val="center"/>
+            </w:pPr>
+            <w:r>
+              <w:lastRenderedPageBreak/>
+              <w:t>3</w:t>
+            </w:r>
+          </w:p>
+        </w:tc>
+        <w:tc>
+          <w:tcPr>
+            <w:tcW w:w="0" w:type="auto"/>
+            <w:shd w:val="clear" w:color="auto" w:fill="FFFFFF"/>
+            <w:tcMar>
+              <w:top w:w="134" w:type="dxa"/>
+              <w:left w:w="402" w:type="dxa"/>
+              <w:bottom w:w="134" w:type="dxa"/>
+              <w:right w:w="402" w:type="dxa"/>
+            </w:tcMar>
+            <w:vAlign w:val="center"/>
+            <w:hideMark/>
+          </w:tcPr>
+          <w:p>
+            <w:r>
+              <w:t>Учёт инвентаря</w:t>
+            </w:r>
+          </w:p>
+        </w:tc>
+        <w:tc>
+          <w:tcPr>
+            <w:tcW w:w="6717" w:type="dxa"/>
+            <w:shd w:val="clear" w:color="auto" w:fill="FFFFFF"/>
+            <w:tcMar>
+              <w:top w:w="134" w:type="dxa"/>
+              <w:left w:w="402" w:type="dxa"/>
+              <w:bottom w:w="134" w:type="dxa"/>
+              <w:right w:w="402" w:type="dxa"/>
+            </w:tcMar>
+            <w:vAlign w:val="center"/>
+            <w:hideMark/>
+          </w:tcPr>
+          <w:p>
+            <w:r>
+              <w:t>Карточки инвентаря, отслеживание состояния, интеграция со сканерами, инвентаризация</w:t>
+            </w:r>
+          </w:p>
+        </w:tc>
+      </w:tr>
+      <w:tr>
+        <w:tc>
+          <w:tcPr>
+            <w:tcW w:w="0" w:type="auto"/>
+            <w:shd w:val="clear" w:color="auto" w:fill="FFFFFF"/>
+            <w:tcMar>
+              <w:top w:w="134" w:type="dxa"/>
+              <w:left w:w="0" w:type="dxa"/>
+              <w:bottom w:w="134" w:type="dxa"/>
+              <w:right w:w="402" w:type="dxa"/>
+            </w:tcMar>
+            <w:vAlign w:val="center"/>
+            <w:hideMark/>
+          </w:tcPr>
+          <w:p>
+            <w:pPr>
+              <w:jc w:val="center"/>
+            </w:pPr>
+            <w:r>
+              <w:t>4</w:t>
+            </w:r>
+          </w:p>
+        </w:tc>
+        <w:tc>
+          <w:tcPr>
+            <w:tcW w:w="0" w:type="auto"/>
+            <w:shd w:val="clear" w:color="auto" w:fill="FFFFFF"/>
+            <w:tcMar>
+              <w:top w:w="134" w:type="dxa"/>
+              <w:left w:w="402" w:type="dxa"/>
+              <w:bottom w:w="134" w:type="dxa"/>
+              <w:right w:w="402" w:type="dxa"/>
+            </w:tcMar>
+            <w:vAlign w:val="center"/>
+            <w:hideMark/>
+          </w:tcPr>
+          <w:p>
+            <w:r>
+              <w:t>Оформление проката</w:t>
+            </w:r>
+          </w:p>
+        </w:tc>
+        <w:tc>
+          <w:tcPr>
+            <w:tcW w:w="6717" w:type="dxa"/>
+            <w:shd w:val="clear" w:color="auto" w:fill="FFFFFF"/>
+            <w:tcMar>
+              <w:top w:w="134" w:type="dxa"/>
+              <w:left w:w="402" w:type="dxa"/>
+              <w:bottom w:w="134" w:type="dxa"/>
+              <w:right w:w="402" w:type="dxa"/>
+            </w:tcMar>
+            <w:vAlign w:val="center"/>
+            <w:hideMark/>
+          </w:tcPr>
+          <w:p>
+            <w:r>
+              <w:t>Регистрация клиентов, расчёт стоимости, документы, контроль сроков, штрафы</w:t>
+            </w:r>
+          </w:p>
+        </w:tc>
+      </w:tr>
+      <w:tr>
+        <w:tc>
+          <w:tcPr>
+            <w:tcW w:w="0" w:type="auto"/>
+            <w:shd w:val="clear" w:color="auto" w:fill="FFFFFF"/>
+            <w:tcMar>
+              <w:top w:w="134" w:type="dxa"/>
+              <w:left w:w="0" w:type="dxa"/>
+              <w:bottom w:w="134" w:type="dxa"/>
+              <w:right w:w="402" w:type="dxa"/>
+            </w:tcMar>
+            <w:vAlign w:val="center"/>
+            <w:hideMark/>
+          </w:tcPr>
+          <w:p>
+            <w:pPr>
+              <w:jc w:val="center"/>
+            </w:pPr>
+            <w:r>
+              <w:t>5</w:t>
+            </w:r>
+          </w:p>
+        </w:tc>
+        <w:tc>
+          <w:tcPr>
+            <w:tcW w:w="0" w:type="auto"/>
+            <w:shd w:val="clear" w:color="auto" w:fill="FFFFFF"/>
+            <w:tcMar>
+              <w:top w:w="134" w:type="dxa"/>
+              <w:left w:w="402" w:type="dxa"/>
+              <w:bottom w:w="134" w:type="dxa"/>
+              <w:right w:w="402" w:type="dxa"/>
+            </w:tcMar>
+            <w:vAlign w:val="center"/>
+            <w:hideMark/>
+          </w:tcPr>
+          <w:p>
+            <w:r>
+              <w:t>Интеграции</w:t>
+            </w:r>
+          </w:p>
+        </w:tc>
+        <w:tc>
+          <w:tcPr>
+            <w:tcW w:w="6717" w:type="dxa"/>
+            <w:shd w:val="clear" w:color="auto" w:fill="FFFFFF"/>
+            <w:tcMar>
+              <w:top w:w="134" w:type="dxa"/>
+              <w:left w:w="402" w:type="dxa"/>
+              <w:bottom w:w="134" w:type="dxa"/>
+              <w:right w:w="402" w:type="dxa"/>
+            </w:tcMar>
+            <w:vAlign w:val="center"/>
+            <w:hideMark/>
+          </w:tcPr>
+          <w:p>
+            <w:r>
+              <w:t>Платёжные системы, бухгалтерия, API для партнёров, уведомления</w:t>
+            </w:r>
+          </w:p>
+        </w:tc>
+      </w:tr>
+      <w:tr>
+        <w:tc>
+          <w:tcPr>
+            <w:tcW w:w="0" w:type="auto"/>
+            <w:shd w:val="clear" w:color="auto" w:fill="FFFFFF"/>
+            <w:tcMar>
+              <w:top w:w="134" w:type="dxa"/>
+              <w:left w:w="0" w:type="dxa"/>
+              <w:bottom w:w="134" w:type="dxa"/>
+              <w:right w:w="402" w:type="dxa"/>
+            </w:tcMar>
+            <w:vAlign w:val="center"/>
+            <w:hideMark/>
+          </w:tcPr>
+          <w:p>
+            <w:pPr>
+              <w:jc w:val="center"/>
+            </w:pPr>
+            <w:r>
+              <w:t>6</w:t>
+            </w:r>
+          </w:p>
+        </w:tc>
+        <w:tc>
+          <w:tcPr>
+            <w:tcW w:w="0" w:type="auto"/>
+            <w:shd w:val="clear" w:color="auto" w:fill="FFFFFF"/>
+            <w:tcMar>
+              <w:top w:w="134" w:type="dxa"/>
+              <w:left w:w="402" w:type="dxa"/>
+              <w:bottom w:w="134" w:type="dxa"/>
+              <w:right w:w="402" w:type="dxa"/>
+            </w:tcMar>
+            <w:vAlign w:val="center"/>
+            <w:hideMark/>
+          </w:tcPr>
+          <w:p>
+            <w:r>
+              <w:t>Тестирование</w:t>
+            </w:r>
+          </w:p>
+        </w:tc>
+        <w:tc>
+          <w:tcPr>
+            <w:tcW w:w="6717" w:type="dxa"/>
+            <w:shd w:val="clear" w:color="auto" w:fill="FFFFFF"/>
+            <w:tcMar>
+              <w:top w:w="134" w:type="dxa"/>
+              <w:left w:w="402" w:type="dxa"/>
+              <w:bottom w:w="134" w:type="dxa"/>
+              <w:right w:w="402" w:type="dxa"/>
+            </w:tcMar>
+            <w:vAlign w:val="center"/>
+            <w:hideMark/>
+          </w:tcPr>
+          <w:p>
+            <w:r>
+              <w:t>Модульные тесты, приемочное тестирование, обучение персонала</w:t>
+            </w:r>
+          </w:p>
+        </w:tc>
+      </w:tr>
+      <w:tr>
+        <w:tc>
+          <w:tcPr>
+            <w:tcW w:w="0" w:type="auto"/>
+            <w:shd w:val="clear" w:color="auto" w:fill="FFFFFF"/>
+            <w:tcMar>
+              <w:top w:w="134" w:type="dxa"/>
+              <w:left w:w="0" w:type="dxa"/>
+              <w:bottom w:w="134" w:type="dxa"/>
+              <w:right w:w="402" w:type="dxa"/>
+            </w:tcMar>
+            <w:vAlign w:val="center"/>
+            <w:hideMark/>
+          </w:tcPr>
+          <w:p>
+            <w:pPr>
+              <w:jc w:val="center"/>
+            </w:pPr>
+            <w:r>
+              <w:t>7</w:t>
+            </w:r>
+          </w:p>
+        </w:tc>
+        <w:tc>
+          <w:tcPr>
+            <w:tcW w:w="0" w:type="auto"/>
+            <w:shd w:val="clear" w:color="auto" w:fill="FFFFFF"/>
+            <w:tcMar>
+              <w:top w:w="134" w:type="dxa"/>
+              <w:left w:w="402" w:type="dxa"/>
+              <w:bottom w:w="134" w:type="dxa"/>
+              <w:right w:w="402" w:type="dxa"/>
+            </w:tcMar>
+            <w:vAlign w:val="center"/>
+            <w:hideMark/>
+          </w:tcPr>
+          <w:p>
+            <w:r>
+              <w:t>Ввод в эксплуатацию</w:t>
+            </w:r>
+          </w:p>
+        </w:tc>
+        <w:tc>
+          <w:tcPr>
+            <w:tcW w:w="6717" w:type="dxa"/>
+            <w:shd w:val="clear" w:color="auto" w:fill="FFFFFF"/>
+            <w:tcMar>
+              <w:top w:w="134" w:type="dxa"/>
+              <w:left w:w="402" w:type="dxa"/>
+              <w:bottom w:w="134" w:type="dxa"/>
+              <w:right w:w="402" w:type="dxa"/>
+            </w:tcMar>
+            <w:vAlign w:val="center"/>
+            <w:hideMark/>
+          </w:tcPr>
+          <w:p>
+            <w:r>
+              <w:t>Перенос данных, настройка доступа, резервное копирование, подписание акта</w:t>
+            </w:r>
+          </w:p>
+        </w:tc>
+      </w:tr>
+    </w:tbl>
+    <w:p>
+      <w:pPr>
+        <w:ind w:firstLine="709"/>
+      </w:pPr>
+    </w:p>
+    <w:p>
+      <w:pPr>
+        <w:ind w:firstLine="709"/>
+      </w:pPr>
+      <w:r>
+        <w:t xml:space="preserve">Возможно внесение изменений в очередность этапов, </w:t>
+      </w:r>
+      <w:r>
+        <w:t>а также параллельное выполнение этапов по соглашению сторон.</w:t>
+      </w:r>
+    </w:p>
+    <w:p>
+      <w:pPr>
+        <w:ind w:firstLine="709"/>
+      </w:pPr>
+      <w:r>
+        <w:t>План</w:t>
+      </w:r>
+      <w:r>
+        <w:t xml:space="preserve">овые сроки проекта по созданию </w:t>
+      </w:r>
+      <w:r>
+        <w:t>ИС:</w:t>
+      </w:r>
+    </w:p>
+    <w:p>
+      <w:pPr>
+        <w:ind w:firstLine="709"/>
+      </w:pPr>
+      <w:r>
+        <w:t xml:space="preserve">Начало проекта   </w:t>
+      </w:r>
+      <w:r>
+        <w:t xml:space="preserve">– </w:t>
+      </w:r>
+      <w:r>
+        <w:t xml:space="preserve">  Ноябрь</w:t>
+      </w:r>
+      <w:r>
+        <w:t xml:space="preserve"> 2025 г.</w:t>
+      </w:r>
+    </w:p>
+    <w:p>
+      <w:pPr>
+        <w:ind w:firstLine="709"/>
+      </w:pPr>
+      <w:r>
+        <w:t xml:space="preserve">Окончание проекта   </w:t>
+      </w:r>
+      <w:r>
+        <w:t xml:space="preserve">– </w:t>
+      </w:r>
+      <w:r>
+        <w:t xml:space="preserve">  Декабрь 2025</w:t>
+      </w:r>
+      <w:r>
+        <w:t xml:space="preserve"> г.</w:t>
+      </w:r>
+    </w:p>
+    <w:p>
+      <w:pPr>
+        <w:ind w:firstLine="709"/>
+      </w:pPr>
+    </w:p>
+    <w:p>
+      <w:pPr>
+        <w:ind w:firstLine="709"/>
+      </w:pPr>
+    </w:p>
+    <w:p>
+      <w:pPr>
+        <w:pStyle w:val="a6"/>
+        <w:ind w:firstLine="709"/>
+      </w:pPr>
+    </w:p>
+    <w:p>
+      <w:pPr>
+        <w:pStyle w:val="2"/>
+        <w:numPr>
+          <w:ilvl w:val="1"/>
+          <w:numId w:val="9"/>
+        </w:numPr>
+        <w:ind w:left="0" w:firstLine="720"/>
+      </w:pPr>
+      <w:r>
+        <w:br w:type="page"/>
+      </w:r>
+      <w:r>
+        <w:lastRenderedPageBreak/>
+        <w:t>Организационный объем проекта</w:t>
+      </w:r>
+    </w:p>
+    <w:tbl>
+      <w:tblPr>
+        <w:tblW w:w="6162" w:type="dxa"/>
+        <w:tblBorders>
+          <w:top w:val="single" w:sz="4" w:space="0" w:color="auto"/>
+          <w:left w:val="single" w:sz="4" w:space="0" w:color="auto"/>
+          <w:bottom w:val="single" w:sz="4" w:space="0" w:color="auto"/>
+          <w:right w:val="single" w:sz="4" w:space="0" w:color="auto"/>
+          <w:insideH w:val="single" w:sz="4" w:space="0" w:color="auto"/>
+          <w:insideV w:val="single" w:sz="4" w:space="0" w:color="auto"/>
+        </w:tblBorders>
+        <w:shd w:val="clear" w:color="auto" w:fill="FFFFFF"/>
+        <w:tblCellMar>
+          <w:top w:w="15" w:type="dxa"/>
+          <w:left w:w="15" w:type="dxa"/>
+          <w:bottom w:w="15" w:type="dxa"/>
+          <w:right w:w="15" w:type="dxa"/>
+        </w:tblCellMar>
+        <w:tblLook w:val="04A0"/>
+      </w:tblPr>
+      <w:tblGrid>
+        <w:gridCol w:w="1155"/>
+        <w:gridCol w:w="3255"/>
+        <w:gridCol w:w="2698"/>
+        <w:gridCol w:w="3186"/>
+      </w:tblGrid>
+      <w:tr>
+        <w:trPr>
+          <w:tblHeader/>
+        </w:trPr>
+        <w:tc>
+          <w:tcPr>
+            <w:tcW w:w="0" w:type="auto"/>
+            <w:shd w:val="clear" w:color="auto" w:fill="FFFFFF"/>
+            <w:tcMar>
+              <w:top w:w="134" w:type="dxa"/>
+              <w:left w:w="0" w:type="dxa"/>
+              <w:bottom w:w="134" w:type="dxa"/>
+              <w:right w:w="402" w:type="dxa"/>
+            </w:tcMar>
+            <w:vAlign w:val="center"/>
+            <w:hideMark/>
+          </w:tcPr>
+          <w:p>
+            <w:pPr>
+              <w:spacing w:before="134" w:after="134" w:line="469" w:lineRule="atLeast"/>
+              <w:rPr>
+                <w:rFonts w:eastAsia="Times New Roman" w:cs="Times New Roman"/>
+                <w:b/>
+                <w:spacing w:val="3"/>
+                <w:kern w:val="0"/>
+                <w:szCs w:val="28"/>
+                <w:lang w:eastAsia="ru-RU"/>
+              </w:rPr>
+            </w:pPr>
+            <w:r>
+              <w:rPr>
+                <w:rFonts w:eastAsia="Times New Roman" w:cs="Times New Roman"/>
+                <w:b/>
+                <w:spacing w:val="3"/>
+                <w:kern w:val="0"/>
+                <w:szCs w:val="28"/>
+                <w:lang w:eastAsia="ru-RU"/>
+              </w:rPr>
+              <w:t>№ п/п</w:t>
+            </w:r>
+          </w:p>
+        </w:tc>
+        <w:tc>
+          <w:tcPr>
+            <w:tcW w:w="0" w:type="auto"/>
+            <w:shd w:val="clear" w:color="auto" w:fill="FFFFFF"/>
+            <w:tcMar>
+              <w:top w:w="134" w:type="dxa"/>
+              <w:left w:w="402" w:type="dxa"/>
+              <w:bottom w:w="134" w:type="dxa"/>
+              <w:right w:w="402" w:type="dxa"/>
+            </w:tcMar>
+            <w:vAlign w:val="center"/>
+            <w:hideMark/>
+          </w:tcPr>
+          <w:p>
+            <w:pPr>
+              <w:spacing w:before="134" w:after="134" w:line="469" w:lineRule="atLeast"/>
+              <w:rPr>
+                <w:rFonts w:eastAsia="Times New Roman" w:cs="Times New Roman"/>
+                <w:b/>
+                <w:spacing w:val="3"/>
+                <w:kern w:val="0"/>
+                <w:szCs w:val="28"/>
+                <w:lang w:eastAsia="ru-RU"/>
+              </w:rPr>
+            </w:pPr>
+            <w:r>
+              <w:rPr>
+                <w:rFonts w:eastAsia="Times New Roman" w:cs="Times New Roman"/>
+                <w:b/>
+                <w:spacing w:val="3"/>
+                <w:kern w:val="0"/>
+                <w:szCs w:val="28"/>
+                <w:lang w:eastAsia="ru-RU"/>
+              </w:rPr>
+              <w:t>Роль / подразделение</w:t>
+            </w:r>
+          </w:p>
+        </w:tc>
+        <w:tc>
+          <w:tcPr>
+            <w:tcW w:w="0" w:type="auto"/>
+            <w:shd w:val="clear" w:color="auto" w:fill="FFFFFF"/>
+            <w:tcMar>
+              <w:top w:w="134" w:type="dxa"/>
+              <w:left w:w="402" w:type="dxa"/>
+              <w:bottom w:w="134" w:type="dxa"/>
+              <w:right w:w="402" w:type="dxa"/>
+            </w:tcMar>
+            <w:vAlign w:val="center"/>
+            <w:hideMark/>
+          </w:tcPr>
+          <w:p>
+            <w:pPr>
+              <w:spacing w:before="134" w:after="134" w:line="469" w:lineRule="atLeast"/>
+              <w:rPr>
+                <w:rFonts w:eastAsia="Times New Roman" w:cs="Times New Roman"/>
+                <w:b/>
+                <w:spacing w:val="3"/>
+                <w:kern w:val="0"/>
+                <w:szCs w:val="28"/>
+                <w:lang w:eastAsia="ru-RU"/>
+              </w:rPr>
+            </w:pPr>
+            <w:r>
+              <w:rPr>
+                <w:rFonts w:eastAsia="Times New Roman" w:cs="Times New Roman"/>
+                <w:b/>
+                <w:spacing w:val="3"/>
+                <w:kern w:val="0"/>
+                <w:szCs w:val="28"/>
+                <w:lang w:eastAsia="ru-RU"/>
+              </w:rPr>
+              <w:t>Количество пользователей</w:t>
+            </w:r>
+          </w:p>
+        </w:tc>
+        <w:tc>
+          <w:tcPr>
+            <w:tcW w:w="0" w:type="auto"/>
+            <w:shd w:val="clear" w:color="auto" w:fill="FFFFFF"/>
+            <w:tcMar>
+              <w:top w:w="134" w:type="dxa"/>
+              <w:left w:w="402" w:type="dxa"/>
+              <w:bottom w:w="134" w:type="dxa"/>
+              <w:right w:w="402" w:type="dxa"/>
+            </w:tcMar>
+            <w:vAlign w:val="center"/>
+            <w:hideMark/>
+          </w:tcPr>
+          <w:p>
+            <w:pPr>
+              <w:spacing w:before="134" w:after="134" w:line="469" w:lineRule="atLeast"/>
+              <w:rPr>
+                <w:rFonts w:eastAsia="Times New Roman" w:cs="Times New Roman"/>
+                <w:b/>
+                <w:spacing w:val="3"/>
+                <w:kern w:val="0"/>
+                <w:szCs w:val="28"/>
+                <w:lang w:eastAsia="ru-RU"/>
+              </w:rPr>
+            </w:pPr>
+            <w:r>
+              <w:rPr>
+                <w:rFonts w:eastAsia="Times New Roman" w:cs="Times New Roman"/>
+                <w:b/>
+                <w:spacing w:val="3"/>
+                <w:kern w:val="0"/>
+                <w:szCs w:val="28"/>
+                <w:lang w:eastAsia="ru-RU"/>
+              </w:rPr>
+              <w:t>Пояснения</w:t>
+            </w:r>
+          </w:p>
+        </w:tc>
+      </w:tr>
+      <w:tr>
+        <w:trPr>
+          <w:trHeight w:val="2876"/>
+        </w:trPr>
+        <w:tc>
+          <w:tcPr>
+            <w:tcW w:w="0" w:type="auto"/>
+            <w:shd w:val="clear" w:color="auto" w:fill="FFFFFF"/>
+            <w:tcMar>
+              <w:top w:w="134" w:type="dxa"/>
+              <w:left w:w="0" w:type="dxa"/>
+              <w:bottom w:w="134" w:type="dxa"/>
+              <w:right w:w="402" w:type="dxa"/>
+            </w:tcMar>
+            <w:vAlign w:val="center"/>
+            <w:hideMark/>
+          </w:tcPr>
+          <w:p>
+            <w:pPr>
+              <w:spacing w:before="134" w:after="134" w:line="469" w:lineRule="atLeast"/>
+              <w:rPr>
+                <w:rFonts w:eastAsia="Times New Roman" w:cs="Times New Roman"/>
+                <w:spacing w:val="3"/>
+                <w:kern w:val="0"/>
+                <w:szCs w:val="28"/>
+                <w:lang w:eastAsia="ru-RU"/>
+              </w:rPr>
+            </w:pPr>
+            <w:r>
+              <w:rPr>
+                <w:rFonts w:eastAsia="Times New Roman" w:cs="Times New Roman"/>
+                <w:spacing w:val="3"/>
+                <w:kern w:val="0"/>
+                <w:szCs w:val="28"/>
+                <w:lang w:eastAsia="ru-RU"/>
+              </w:rPr>
+              <w:t>1</w:t>
+            </w:r>
+          </w:p>
+        </w:tc>
+        <w:tc>
+          <w:tcPr>
+            <w:tcW w:w="0" w:type="auto"/>
+            <w:shd w:val="clear" w:color="auto" w:fill="FFFFFF"/>
+            <w:tcMar>
+              <w:top w:w="134" w:type="dxa"/>
+              <w:left w:w="402" w:type="dxa"/>
+              <w:bottom w:w="134" w:type="dxa"/>
+              <w:right w:w="402" w:type="dxa"/>
+            </w:tcMar>
+            <w:vAlign w:val="center"/>
+            <w:hideMark/>
+          </w:tcPr>
+          <w:p>
+            <w:pPr>
+              <w:spacing w:before="134" w:after="134" w:line="469" w:lineRule="atLeast"/>
+              <w:rPr>
+                <w:rFonts w:eastAsia="Times New Roman" w:cs="Times New Roman"/>
+                <w:spacing w:val="3"/>
+                <w:kern w:val="0"/>
+                <w:szCs w:val="28"/>
+                <w:lang w:eastAsia="ru-RU"/>
+              </w:rPr>
+            </w:pPr>
+            <w:r>
+              <w:rPr>
+                <w:rFonts w:eastAsia="Times New Roman" w:cs="Times New Roman"/>
+                <w:spacing w:val="3"/>
+                <w:kern w:val="0"/>
+                <w:szCs w:val="28"/>
+                <w:lang w:eastAsia="ru-RU"/>
+              </w:rPr>
+              <w:t>Администра</w:t>
+            </w:r>
+            <w:r>
+              <w:rPr>
+                <w:rFonts w:eastAsia="Times New Roman" w:cs="Times New Roman"/>
+                <w:spacing w:val="3"/>
+                <w:kern w:val="0"/>
+                <w:szCs w:val="28"/>
+                <w:lang w:eastAsia="ru-RU"/>
+              </w:rPr>
+              <w:t xml:space="preserve">тор системы </w:t>
+            </w:r>
+          </w:p>
+        </w:tc>
+        <w:tc>
+          <w:tcPr>
+            <w:tcW w:w="0" w:type="auto"/>
+            <w:shd w:val="clear" w:color="auto" w:fill="FFFFFF"/>
+            <w:tcMar>
+              <w:top w:w="134" w:type="dxa"/>
+              <w:left w:w="402" w:type="dxa"/>
+              <w:bottom w:w="134" w:type="dxa"/>
+              <w:right w:w="402" w:type="dxa"/>
+            </w:tcMar>
+            <w:vAlign w:val="center"/>
+            <w:hideMark/>
+          </w:tcPr>
+          <w:p>
+            <w:pPr>
+              <w:spacing w:before="134" w:after="134" w:line="469" w:lineRule="atLeast"/>
+              <w:rPr>
+                <w:rFonts w:eastAsia="Times New Roman" w:cs="Times New Roman"/>
+                <w:spacing w:val="3"/>
+                <w:kern w:val="0"/>
+                <w:szCs w:val="28"/>
+                <w:lang w:eastAsia="ru-RU"/>
+              </w:rPr>
+            </w:pPr>
+            <w:r>
+              <w:rPr>
+                <w:rFonts w:eastAsia="Times New Roman" w:cs="Times New Roman"/>
+                <w:spacing w:val="3"/>
+                <w:kern w:val="0"/>
+                <w:szCs w:val="28"/>
+                <w:lang w:eastAsia="ru-RU"/>
+              </w:rPr>
+              <w:t>1</w:t>
+            </w:r>
+          </w:p>
+        </w:tc>
+        <w:tc>
+          <w:tcPr>
+            <w:tcW w:w="0" w:type="auto"/>
+            <w:shd w:val="clear" w:color="auto" w:fill="FFFFFF"/>
+            <w:tcMar>
+              <w:top w:w="134" w:type="dxa"/>
+              <w:left w:w="402" w:type="dxa"/>
+              <w:bottom w:w="134" w:type="dxa"/>
+              <w:right w:w="402" w:type="dxa"/>
+            </w:tcMar>
+            <w:vAlign w:val="center"/>
+            <w:hideMark/>
+          </w:tcPr>
+          <w:p>
+            <w:pPr>
+              <w:spacing w:before="134" w:after="134" w:line="469" w:lineRule="atLeast"/>
+              <w:rPr>
+                <w:rFonts w:eastAsia="Times New Roman" w:cs="Times New Roman"/>
+                <w:spacing w:val="3"/>
+                <w:kern w:val="0"/>
+                <w:szCs w:val="28"/>
+                <w:lang w:eastAsia="ru-RU"/>
+              </w:rPr>
+            </w:pPr>
+            <w:r>
+              <w:rPr>
+                <w:rFonts w:eastAsia="Times New Roman" w:cs="Times New Roman"/>
+                <w:spacing w:val="3"/>
+                <w:kern w:val="0"/>
+                <w:szCs w:val="28"/>
+                <w:lang w:eastAsia="ru-RU"/>
+              </w:rPr>
+              <w:t>Полная функциональность: настройка системы, управление правами, резервное копирование, аналитика</w:t>
+            </w:r>
+          </w:p>
+        </w:tc>
+      </w:tr>
+      <w:tr>
+        <w:tc>
+          <w:tcPr>
+            <w:tcW w:w="0" w:type="auto"/>
+            <w:shd w:val="clear" w:color="auto" w:fill="FFFFFF"/>
+            <w:tcMar>
+              <w:top w:w="134" w:type="dxa"/>
+              <w:left w:w="0" w:type="dxa"/>
+              <w:bottom w:w="134" w:type="dxa"/>
+              <w:right w:w="402" w:type="dxa"/>
+            </w:tcMar>
+            <w:vAlign w:val="center"/>
+            <w:hideMark/>
+          </w:tcPr>
+          <w:p>
+            <w:pPr>
+              <w:spacing w:before="134" w:after="134" w:line="469" w:lineRule="atLeast"/>
+              <w:rPr>
+                <w:rFonts w:eastAsia="Times New Roman" w:cs="Times New Roman"/>
+                <w:spacing w:val="3"/>
+                <w:kern w:val="0"/>
+                <w:szCs w:val="28"/>
+                <w:lang w:eastAsia="ru-RU"/>
+              </w:rPr>
+            </w:pPr>
+            <w:r>
+              <w:rPr>
+                <w:rFonts w:eastAsia="Times New Roman" w:cs="Times New Roman"/>
+                <w:spacing w:val="3"/>
+                <w:kern w:val="0"/>
+                <w:szCs w:val="28"/>
+                <w:lang w:eastAsia="ru-RU"/>
+              </w:rPr>
+              <w:t>2</w:t>
+            </w:r>
+          </w:p>
+        </w:tc>
+        <w:tc>
+          <w:tcPr>
+            <w:tcW w:w="0" w:type="auto"/>
+            <w:shd w:val="clear" w:color="auto" w:fill="FFFFFF"/>
+            <w:tcMar>
+              <w:top w:w="134" w:type="dxa"/>
+              <w:left w:w="402" w:type="dxa"/>
+              <w:bottom w:w="134" w:type="dxa"/>
+              <w:right w:w="402" w:type="dxa"/>
+            </w:tcMar>
+            <w:vAlign w:val="center"/>
+            <w:hideMark/>
+          </w:tcPr>
+          <w:p>
+            <w:pPr>
+              <w:spacing w:before="134" w:after="134" w:line="469" w:lineRule="atLeast"/>
+              <w:rPr>
+                <w:rFonts w:eastAsia="Times New Roman" w:cs="Times New Roman"/>
+                <w:spacing w:val="3"/>
+                <w:kern w:val="0"/>
+                <w:szCs w:val="28"/>
+                <w:lang w:eastAsia="ru-RU"/>
+              </w:rPr>
+            </w:pPr>
+            <w:r>
+              <w:rPr>
+                <w:rFonts w:eastAsia="Times New Roman" w:cs="Times New Roman"/>
+                <w:spacing w:val="3"/>
+                <w:kern w:val="0"/>
+                <w:szCs w:val="28"/>
+                <w:lang w:eastAsia="ru-RU"/>
+              </w:rPr>
+              <w:t>Заведующий пунктом проката</w:t>
+            </w:r>
+          </w:p>
+        </w:tc>
+        <w:tc>
+          <w:tcPr>
+            <w:tcW w:w="0" w:type="auto"/>
+            <w:shd w:val="clear" w:color="auto" w:fill="FFFFFF"/>
+            <w:tcMar>
+              <w:top w:w="134" w:type="dxa"/>
+              <w:left w:w="402" w:type="dxa"/>
+              <w:bottom w:w="134" w:type="dxa"/>
+              <w:right w:w="402" w:type="dxa"/>
+            </w:tcMar>
+            <w:vAlign w:val="center"/>
+            <w:hideMark/>
+          </w:tcPr>
+          <w:p>
+            <w:pPr>
+              <w:spacing w:before="134" w:after="134" w:line="469" w:lineRule="atLeast"/>
+              <w:rPr>
+                <w:rFonts w:eastAsia="Times New Roman" w:cs="Times New Roman"/>
+                <w:spacing w:val="3"/>
+                <w:kern w:val="0"/>
+                <w:szCs w:val="28"/>
+                <w:lang w:eastAsia="ru-RU"/>
+              </w:rPr>
+            </w:pPr>
+            <w:r>
+              <w:rPr>
+                <w:rFonts w:eastAsia="Times New Roman" w:cs="Times New Roman"/>
+                <w:spacing w:val="3"/>
+                <w:kern w:val="0"/>
+                <w:szCs w:val="28"/>
+                <w:lang w:eastAsia="ru-RU"/>
+              </w:rPr>
+              <w:t>1</w:t>
+            </w:r>
+          </w:p>
+        </w:tc>
+        <w:tc>
+          <w:tcPr>
+            <w:tcW w:w="0" w:type="auto"/>
+            <w:shd w:val="clear" w:color="auto" w:fill="FFFFFF"/>
+            <w:tcMar>
+              <w:top w:w="134" w:type="dxa"/>
+              <w:left w:w="402" w:type="dxa"/>
+              <w:bottom w:w="134" w:type="dxa"/>
+              <w:right w:w="402" w:type="dxa"/>
+            </w:tcMar>
+            <w:vAlign w:val="center"/>
+            <w:hideMark/>
+          </w:tcPr>
+          <w:p>
+            <w:pPr>
+              <w:spacing w:before="134" w:after="134" w:line="469" w:lineRule="atLeast"/>
+              <w:rPr>
+                <w:rFonts w:eastAsia="Times New Roman" w:cs="Times New Roman"/>
+                <w:spacing w:val="3"/>
+                <w:kern w:val="0"/>
+                <w:szCs w:val="28"/>
+                <w:lang w:eastAsia="ru-RU"/>
+              </w:rPr>
+            </w:pPr>
+            <w:r>
+              <w:rPr>
+                <w:rFonts w:eastAsia="Times New Roman" w:cs="Times New Roman"/>
+                <w:spacing w:val="3"/>
+                <w:kern w:val="0"/>
+                <w:szCs w:val="28"/>
+                <w:lang w:eastAsia="ru-RU"/>
+              </w:rPr>
+              <w:t>Контроль работы персонала, доступ к отчётности, управление инвентарём</w:t>
+            </w:r>
+          </w:p>
+        </w:tc>
+      </w:tr>
+      <w:tr>
+        <w:tc>
+          <w:tcPr>
+            <w:tcW w:w="0" w:type="auto"/>
+            <w:shd w:val="clear" w:color="auto" w:fill="FFFFFF"/>
+            <w:tcMar>
+              <w:top w:w="134" w:type="dxa"/>
+              <w:left w:w="0" w:type="dxa"/>
+              <w:bottom w:w="134" w:type="dxa"/>
+              <w:right w:w="402" w:type="dxa"/>
+            </w:tcMar>
+            <w:vAlign w:val="center"/>
+            <w:hideMark/>
+          </w:tcPr>
+          <w:p>
+            <w:pPr>
+              <w:spacing w:before="134" w:after="134" w:line="469" w:lineRule="atLeast"/>
+              <w:rPr>
+                <w:rFonts w:eastAsia="Times New Roman" w:cs="Times New Roman"/>
+                <w:spacing w:val="3"/>
+                <w:kern w:val="0"/>
+                <w:szCs w:val="28"/>
+                <w:lang w:eastAsia="ru-RU"/>
+              </w:rPr>
+            </w:pPr>
+            <w:r>
+              <w:rPr>
+                <w:rFonts w:eastAsia="Times New Roman" w:cs="Times New Roman"/>
+                <w:spacing w:val="3"/>
+                <w:kern w:val="0"/>
+                <w:szCs w:val="28"/>
+                <w:lang w:eastAsia="ru-RU"/>
+              </w:rPr>
+              <w:t>3</w:t>
+            </w:r>
+          </w:p>
+        </w:tc>
+        <w:tc>
+          <w:tcPr>
+            <w:tcW w:w="0" w:type="auto"/>
+            <w:shd w:val="clear" w:color="auto" w:fill="FFFFFF"/>
+            <w:tcMar>
+              <w:top w:w="134" w:type="dxa"/>
+              <w:left w:w="402" w:type="dxa"/>
+              <w:bottom w:w="134" w:type="dxa"/>
+              <w:right w:w="402" w:type="dxa"/>
+            </w:tcMar>
+            <w:vAlign w:val="center"/>
+            <w:hideMark/>
+          </w:tcPr>
+          <w:p>
+            <w:pPr>
+              <w:spacing w:before="134" w:after="134" w:line="469" w:lineRule="atLeast"/>
+              <w:rPr>
+                <w:rFonts w:eastAsia="Times New Roman" w:cs="Times New Roman"/>
+                <w:spacing w:val="3"/>
+                <w:kern w:val="0"/>
+                <w:szCs w:val="28"/>
+                <w:lang w:eastAsia="ru-RU"/>
+              </w:rPr>
+            </w:pPr>
+            <w:r>
+              <w:rPr>
+                <w:rFonts w:eastAsia="Times New Roman" w:cs="Times New Roman"/>
+                <w:spacing w:val="3"/>
+                <w:kern w:val="0"/>
+                <w:szCs w:val="28"/>
+                <w:lang w:eastAsia="ru-RU"/>
+              </w:rPr>
+              <w:t>Кассиры</w:t>
+            </w:r>
+            <w:r>
+              <w:rPr>
+                <w:rFonts w:eastAsia="Times New Roman" w:cs="Times New Roman"/>
+                <w:spacing w:val="3"/>
+                <w:kern w:val="0"/>
+                <w:szCs w:val="28"/>
+                <w:lang w:eastAsia="ru-RU"/>
+              </w:rPr>
+              <w:noBreakHyphen/>
+              <w:t>операторы</w:t>
+            </w:r>
+          </w:p>
+        </w:tc>
+        <w:tc>
+          <w:tcPr>
+            <w:tcW w:w="0" w:type="auto"/>
+            <w:shd w:val="clear" w:color="auto" w:fill="FFFFFF"/>
+            <w:tcMar>
+              <w:top w:w="134" w:type="dxa"/>
+              <w:left w:w="402" w:type="dxa"/>
+              <w:bottom w:w="134" w:type="dxa"/>
+              <w:right w:w="402" w:type="dxa"/>
+            </w:tcMar>
+            <w:vAlign w:val="center"/>
+            <w:hideMark/>
+          </w:tcPr>
+          <w:p>
+            <w:pPr>
+              <w:spacing w:before="134" w:after="134" w:line="469" w:lineRule="atLeast"/>
+              <w:rPr>
+                <w:rFonts w:eastAsia="Times New Roman" w:cs="Times New Roman"/>
+                <w:spacing w:val="3"/>
+                <w:kern w:val="0"/>
+                <w:szCs w:val="28"/>
+                <w:lang w:eastAsia="ru-RU"/>
+              </w:rPr>
+            </w:pPr>
+            <w:r>
+              <w:rPr>
+                <w:rFonts w:eastAsia="Times New Roman" w:cs="Times New Roman"/>
+                <w:spacing w:val="3"/>
+                <w:kern w:val="0"/>
+                <w:szCs w:val="28"/>
+                <w:lang w:eastAsia="ru-RU"/>
+              </w:rPr>
+              <w:t>4</w:t>
+            </w:r>
+          </w:p>
+        </w:tc>
+        <w:tc>
+          <w:tcPr>
+            <w:tcW w:w="0" w:type="auto"/>
+            <w:shd w:val="clear" w:color="auto" w:fill="FFFFFF"/>
+            <w:tcMar>
+              <w:top w:w="134" w:type="dxa"/>
+              <w:left w:w="402" w:type="dxa"/>
+              <w:bottom w:w="134" w:type="dxa"/>
+              <w:right w:w="402" w:type="dxa"/>
+            </w:tcMar>
+            <w:vAlign w:val="center"/>
+            <w:hideMark/>
+          </w:tcPr>
+          <w:p>
+            <w:pPr>
+              <w:spacing w:before="134" w:after="134" w:line="469" w:lineRule="atLeast"/>
+              <w:rPr>
+                <w:rFonts w:eastAsia="Times New Roman" w:cs="Times New Roman"/>
+                <w:spacing w:val="3"/>
+                <w:kern w:val="0"/>
+                <w:szCs w:val="28"/>
+                <w:lang w:eastAsia="ru-RU"/>
+              </w:rPr>
+            </w:pPr>
+            <w:r>
+              <w:rPr>
+                <w:rFonts w:eastAsia="Times New Roman" w:cs="Times New Roman"/>
+                <w:spacing w:val="3"/>
+                <w:kern w:val="0"/>
+                <w:szCs w:val="28"/>
+                <w:lang w:eastAsia="ru-RU"/>
+              </w:rPr>
+              <w:t>Оформление проката/возврата, приём платежей, работа с клиентами</w:t>
+            </w:r>
+          </w:p>
+        </w:tc>
+      </w:tr>
+      <w:tr>
+        <w:tc>
+          <w:tcPr>
+            <w:tcW w:w="0" w:type="auto"/>
+            <w:shd w:val="clear" w:color="auto" w:fill="FFFFFF"/>
+            <w:tcMar>
+              <w:top w:w="134" w:type="dxa"/>
+              <w:left w:w="0" w:type="dxa"/>
+              <w:bottom w:w="134" w:type="dxa"/>
+              <w:right w:w="402" w:type="dxa"/>
+            </w:tcMar>
+            <w:vAlign w:val="center"/>
+            <w:hideMark/>
+          </w:tcPr>
+          <w:p>
+            <w:pPr>
+              <w:spacing w:before="134" w:after="134" w:line="469" w:lineRule="atLeast"/>
+              <w:rPr>
+                <w:rFonts w:eastAsia="Times New Roman" w:cs="Times New Roman"/>
+                <w:spacing w:val="3"/>
+                <w:kern w:val="0"/>
+                <w:szCs w:val="28"/>
+                <w:lang w:eastAsia="ru-RU"/>
+              </w:rPr>
+            </w:pPr>
+            <w:r>
+              <w:rPr>
+                <w:rFonts w:eastAsia="Times New Roman" w:cs="Times New Roman"/>
+                <w:spacing w:val="3"/>
+                <w:kern w:val="0"/>
+                <w:szCs w:val="28"/>
+                <w:lang w:eastAsia="ru-RU"/>
+              </w:rPr>
+              <w:t>4</w:t>
+            </w:r>
+          </w:p>
+        </w:tc>
+        <w:tc>
+          <w:tcPr>
+            <w:tcW w:w="0" w:type="auto"/>
+            <w:shd w:val="clear" w:color="auto" w:fill="FFFFFF"/>
+            <w:tcMar>
+              <w:top w:w="134" w:type="dxa"/>
+              <w:left w:w="402" w:type="dxa"/>
+              <w:bottom w:w="134" w:type="dxa"/>
+              <w:right w:w="402" w:type="dxa"/>
+            </w:tcMar>
+            <w:vAlign w:val="center"/>
+            <w:hideMark/>
+          </w:tcPr>
+          <w:p>
+            <w:pPr>
+              <w:spacing w:before="134" w:after="134" w:line="469" w:lineRule="atLeast"/>
+              <w:rPr>
+                <w:rFonts w:eastAsia="Times New Roman" w:cs="Times New Roman"/>
+                <w:spacing w:val="3"/>
+                <w:kern w:val="0"/>
+                <w:szCs w:val="28"/>
+                <w:lang w:eastAsia="ru-RU"/>
+              </w:rPr>
+            </w:pPr>
+            <w:r>
+              <w:rPr>
+                <w:rFonts w:eastAsia="Times New Roman" w:cs="Times New Roman"/>
+                <w:spacing w:val="3"/>
+                <w:kern w:val="0"/>
+                <w:szCs w:val="28"/>
+                <w:lang w:eastAsia="ru-RU"/>
+              </w:rPr>
+              <w:t>Технические специалисты (ремонтники)</w:t>
+            </w:r>
+          </w:p>
+        </w:tc>
+        <w:tc>
+          <w:tcPr>
+            <w:tcW w:w="0" w:type="auto"/>
+            <w:shd w:val="clear" w:color="auto" w:fill="FFFFFF"/>
+            <w:tcMar>
+              <w:top w:w="134" w:type="dxa"/>
+              <w:left w:w="402" w:type="dxa"/>
+              <w:bottom w:w="134" w:type="dxa"/>
+              <w:right w:w="402" w:type="dxa"/>
+            </w:tcMar>
+            <w:vAlign w:val="center"/>
+            <w:hideMark/>
+          </w:tcPr>
+          <w:p>
+            <w:pPr>
+              <w:spacing w:before="134" w:after="134" w:line="469" w:lineRule="atLeast"/>
+              <w:rPr>
+                <w:rFonts w:eastAsia="Times New Roman" w:cs="Times New Roman"/>
+                <w:spacing w:val="3"/>
+                <w:kern w:val="0"/>
+                <w:szCs w:val="28"/>
+                <w:lang w:eastAsia="ru-RU"/>
+              </w:rPr>
+            </w:pPr>
+            <w:r>
+              <w:rPr>
+                <w:rFonts w:eastAsia="Times New Roman" w:cs="Times New Roman"/>
+                <w:spacing w:val="3"/>
+                <w:kern w:val="0"/>
+                <w:szCs w:val="28"/>
+                <w:lang w:eastAsia="ru-RU"/>
+              </w:rPr>
+              <w:t>2</w:t>
+            </w:r>
+          </w:p>
+        </w:tc>
+        <w:tc>
+          <w:tcPr>
+            <w:tcW w:w="0" w:type="auto"/>
+            <w:shd w:val="clear" w:color="auto" w:fill="FFFFFF"/>
+            <w:tcMar>
+              <w:top w:w="134" w:type="dxa"/>
+              <w:left w:w="402" w:type="dxa"/>
+              <w:bottom w:w="134" w:type="dxa"/>
+              <w:right w:w="402" w:type="dxa"/>
+            </w:tcMar>
+            <w:vAlign w:val="center"/>
+            <w:hideMark/>
+          </w:tcPr>
+          <w:p>
+            <w:pPr>
+              <w:spacing w:before="134" w:after="134" w:line="469" w:lineRule="atLeast"/>
+              <w:rPr>
+                <w:rFonts w:eastAsia="Times New Roman" w:cs="Times New Roman"/>
+                <w:spacing w:val="3"/>
+                <w:kern w:val="0"/>
+                <w:szCs w:val="28"/>
+                <w:lang w:eastAsia="ru-RU"/>
+              </w:rPr>
+            </w:pPr>
+            <w:r>
+              <w:rPr>
+                <w:rFonts w:eastAsia="Times New Roman" w:cs="Times New Roman"/>
+                <w:spacing w:val="3"/>
+                <w:kern w:val="0"/>
+                <w:szCs w:val="28"/>
+                <w:lang w:eastAsia="ru-RU"/>
+              </w:rPr>
+              <w:t xml:space="preserve">Фиксация состояния инвентаря, отметка </w:t>
+            </w:r>
+            <w:r>
+              <w:rPr>
+                <w:rFonts w:eastAsia="Times New Roman" w:cs="Times New Roman"/>
+                <w:spacing w:val="3"/>
+                <w:kern w:val="0"/>
+                <w:szCs w:val="28"/>
+                <w:lang w:eastAsia="ru-RU"/>
+              </w:rPr>
+              <w:lastRenderedPageBreak/>
+              <w:t>о ремонте, учёт запчастей</w:t>
+            </w:r>
+          </w:p>
+        </w:tc>
+      </w:tr>
+      <w:tr>
+        <w:tc>
+          <w:tcPr>
+            <w:tcW w:w="0" w:type="auto"/>
+            <w:shd w:val="clear" w:color="auto" w:fill="FFFFFF"/>
+            <w:tcMar>
+              <w:top w:w="134" w:type="dxa"/>
+              <w:left w:w="0" w:type="dxa"/>
+              <w:bottom w:w="134" w:type="dxa"/>
+              <w:right w:w="402" w:type="dxa"/>
+            </w:tcMar>
+            <w:vAlign w:val="center"/>
+            <w:hideMark/>
+          </w:tcPr>
+          <w:p>
+            <w:pPr>
+              <w:spacing w:before="134" w:after="134" w:line="469" w:lineRule="atLeast"/>
+              <w:rPr>
+                <w:rFonts w:eastAsia="Times New Roman" w:cs="Times New Roman"/>
+                <w:spacing w:val="3"/>
+                <w:kern w:val="0"/>
+                <w:szCs w:val="28"/>
+                <w:lang w:eastAsia="ru-RU"/>
+              </w:rPr>
+            </w:pPr>
+            <w:r>
+              <w:rPr>
+                <w:rFonts w:eastAsia="Times New Roman" w:cs="Times New Roman"/>
+                <w:spacing w:val="3"/>
+                <w:kern w:val="0"/>
+                <w:szCs w:val="28"/>
+                <w:lang w:eastAsia="ru-RU"/>
+              </w:rPr>
+              <w:lastRenderedPageBreak/>
+              <w:t>5</w:t>
+            </w:r>
+          </w:p>
+        </w:tc>
+        <w:tc>
+          <w:tcPr>
+            <w:tcW w:w="0" w:type="auto"/>
+            <w:shd w:val="clear" w:color="auto" w:fill="FFFFFF"/>
+            <w:tcMar>
+              <w:top w:w="134" w:type="dxa"/>
+              <w:left w:w="402" w:type="dxa"/>
+              <w:bottom w:w="134" w:type="dxa"/>
+              <w:right w:w="402" w:type="dxa"/>
+            </w:tcMar>
+            <w:vAlign w:val="center"/>
+            <w:hideMark/>
+          </w:tcPr>
+          <w:p>
+            <w:pPr>
+              <w:spacing w:before="134" w:after="134" w:line="469" w:lineRule="atLeast"/>
+              <w:rPr>
+                <w:rFonts w:eastAsia="Times New Roman" w:cs="Times New Roman"/>
+                <w:spacing w:val="3"/>
+                <w:kern w:val="0"/>
+                <w:szCs w:val="28"/>
+                <w:lang w:eastAsia="ru-RU"/>
+              </w:rPr>
+            </w:pPr>
+            <w:r>
+              <w:rPr>
+                <w:rFonts w:eastAsia="Times New Roman" w:cs="Times New Roman"/>
+                <w:spacing w:val="3"/>
+                <w:kern w:val="0"/>
+                <w:szCs w:val="28"/>
+                <w:lang w:eastAsia="ru-RU"/>
+              </w:rPr>
+              <w:t>Охранники парка (дежурный</w:t>
+            </w:r>
+            <w:r>
+              <w:rPr>
+                <w:rFonts w:eastAsia="Times New Roman" w:cs="Times New Roman"/>
+                <w:spacing w:val="3"/>
+                <w:kern w:val="0"/>
+                <w:szCs w:val="28"/>
+                <w:lang w:eastAsia="ru-RU"/>
+              </w:rPr>
+              <w:t>)</w:t>
+            </w:r>
+          </w:p>
+        </w:tc>
+        <w:tc>
+          <w:tcPr>
+            <w:tcW w:w="0" w:type="auto"/>
+            <w:shd w:val="clear" w:color="auto" w:fill="FFFFFF"/>
+            <w:tcMar>
+              <w:top w:w="134" w:type="dxa"/>
+              <w:left w:w="402" w:type="dxa"/>
+              <w:bottom w:w="134" w:type="dxa"/>
+              <w:right w:w="402" w:type="dxa"/>
+            </w:tcMar>
+            <w:vAlign w:val="center"/>
+            <w:hideMark/>
+          </w:tcPr>
+          <w:p>
+            <w:pPr>
+              <w:spacing w:before="134" w:after="134" w:line="469" w:lineRule="atLeast"/>
+              <w:rPr>
+                <w:rFonts w:eastAsia="Times New Roman" w:cs="Times New Roman"/>
+                <w:spacing w:val="3"/>
+                <w:kern w:val="0"/>
+                <w:szCs w:val="28"/>
+                <w:lang w:eastAsia="ru-RU"/>
+              </w:rPr>
+            </w:pPr>
+            <w:r>
+              <w:rPr>
+                <w:rFonts w:eastAsia="Times New Roman" w:cs="Times New Roman"/>
+                <w:spacing w:val="3"/>
+                <w:kern w:val="0"/>
+                <w:szCs w:val="28"/>
+                <w:lang w:eastAsia="ru-RU"/>
+              </w:rPr>
+              <w:t>2</w:t>
+            </w:r>
+          </w:p>
+        </w:tc>
+        <w:tc>
+          <w:tcPr>
+            <w:tcW w:w="0" w:type="auto"/>
+            <w:shd w:val="clear" w:color="auto" w:fill="FFFFFF"/>
+            <w:tcMar>
+              <w:top w:w="134" w:type="dxa"/>
+              <w:left w:w="402" w:type="dxa"/>
+              <w:bottom w:w="134" w:type="dxa"/>
+              <w:right w:w="402" w:type="dxa"/>
+            </w:tcMar>
+            <w:vAlign w:val="center"/>
+            <w:hideMark/>
+          </w:tcPr>
+          <w:p>
+            <w:pPr>
+              <w:spacing w:before="134" w:after="134" w:line="469" w:lineRule="atLeast"/>
+              <w:rPr>
+                <w:rFonts w:eastAsia="Times New Roman" w:cs="Times New Roman"/>
+                <w:spacing w:val="3"/>
+                <w:kern w:val="0"/>
+                <w:szCs w:val="28"/>
+                <w:lang w:eastAsia="ru-RU"/>
+              </w:rPr>
+            </w:pPr>
+            <w:r>
+              <w:rPr>
+                <w:rFonts w:eastAsia="Times New Roman" w:cs="Times New Roman"/>
+                <w:spacing w:val="3"/>
+                <w:kern w:val="0"/>
+                <w:szCs w:val="28"/>
+                <w:lang w:eastAsia="ru-RU"/>
+              </w:rPr>
+              <w:t>Проверка наличия инвентаря при выходе из зоны проката</w:t>
+            </w:r>
+          </w:p>
+        </w:tc>
+      </w:tr>
+      <w:tr>
+        <w:tc>
+          <w:tcPr>
+            <w:tcW w:w="0" w:type="auto"/>
+            <w:shd w:val="clear" w:color="auto" w:fill="FFFFFF"/>
+            <w:tcMar>
+              <w:top w:w="134" w:type="dxa"/>
+              <w:left w:w="0" w:type="dxa"/>
+              <w:bottom w:w="134" w:type="dxa"/>
+              <w:right w:w="402" w:type="dxa"/>
+            </w:tcMar>
+            <w:vAlign w:val="center"/>
+            <w:hideMark/>
+          </w:tcPr>
+          <w:p>
+            <w:pPr>
+              <w:spacing w:before="134" w:after="134" w:line="469" w:lineRule="atLeast"/>
+              <w:rPr>
+                <w:rFonts w:eastAsia="Times New Roman" w:cs="Times New Roman"/>
+                <w:spacing w:val="3"/>
+                <w:kern w:val="0"/>
+                <w:szCs w:val="28"/>
+                <w:lang w:eastAsia="ru-RU"/>
+              </w:rPr>
+            </w:pPr>
+            <w:r>
+              <w:rPr>
+                <w:rFonts w:eastAsia="Times New Roman" w:cs="Times New Roman"/>
+                <w:spacing w:val="3"/>
+                <w:kern w:val="0"/>
+                <w:szCs w:val="28"/>
+                <w:lang w:eastAsia="ru-RU"/>
+              </w:rPr>
+              <w:t>6</w:t>
+            </w:r>
+          </w:p>
+        </w:tc>
+        <w:tc>
+          <w:tcPr>
+            <w:tcW w:w="0" w:type="auto"/>
+            <w:shd w:val="clear" w:color="auto" w:fill="FFFFFF"/>
+            <w:tcMar>
+              <w:top w:w="134" w:type="dxa"/>
+              <w:left w:w="402" w:type="dxa"/>
+              <w:bottom w:w="134" w:type="dxa"/>
+              <w:right w:w="402" w:type="dxa"/>
+            </w:tcMar>
+            <w:vAlign w:val="center"/>
+            <w:hideMark/>
+          </w:tcPr>
+          <w:p>
+            <w:pPr>
+              <w:spacing w:before="134" w:after="134" w:line="469" w:lineRule="atLeast"/>
+              <w:rPr>
+                <w:rFonts w:eastAsia="Times New Roman" w:cs="Times New Roman"/>
+                <w:spacing w:val="3"/>
+                <w:kern w:val="0"/>
+                <w:szCs w:val="28"/>
+                <w:lang w:eastAsia="ru-RU"/>
+              </w:rPr>
+            </w:pPr>
+            <w:r>
+              <w:rPr>
+                <w:rFonts w:eastAsia="Times New Roman" w:cs="Times New Roman"/>
+                <w:spacing w:val="3"/>
+                <w:kern w:val="0"/>
+                <w:szCs w:val="28"/>
+                <w:lang w:eastAsia="ru-RU"/>
+              </w:rPr>
+              <w:t>Временные сотрудники (сезонный персонал)</w:t>
+            </w:r>
+          </w:p>
+        </w:tc>
+        <w:tc>
+          <w:tcPr>
+            <w:tcW w:w="0" w:type="auto"/>
+            <w:shd w:val="clear" w:color="auto" w:fill="FFFFFF"/>
+            <w:tcMar>
+              <w:top w:w="134" w:type="dxa"/>
+              <w:left w:w="402" w:type="dxa"/>
+              <w:bottom w:w="134" w:type="dxa"/>
+              <w:right w:w="402" w:type="dxa"/>
+            </w:tcMar>
+            <w:vAlign w:val="center"/>
+            <w:hideMark/>
+          </w:tcPr>
+          <w:p>
+            <w:pPr>
+              <w:spacing w:before="134" w:after="134" w:line="469" w:lineRule="atLeast"/>
+              <w:rPr>
+                <w:rFonts w:eastAsia="Times New Roman" w:cs="Times New Roman"/>
+                <w:spacing w:val="3"/>
+                <w:kern w:val="0"/>
+                <w:szCs w:val="28"/>
+                <w:lang w:eastAsia="ru-RU"/>
+              </w:rPr>
+            </w:pPr>
+            <w:r>
+              <w:rPr>
+                <w:rFonts w:eastAsia="Times New Roman" w:cs="Times New Roman"/>
+                <w:spacing w:val="3"/>
+                <w:kern w:val="0"/>
+                <w:szCs w:val="28"/>
+                <w:lang w:eastAsia="ru-RU"/>
+              </w:rPr>
+              <w:t>до 6</w:t>
+            </w:r>
+          </w:p>
+        </w:tc>
+        <w:tc>
+          <w:tcPr>
+            <w:tcW w:w="0" w:type="auto"/>
+            <w:shd w:val="clear" w:color="auto" w:fill="FFFFFF"/>
+            <w:tcMar>
+              <w:top w:w="134" w:type="dxa"/>
+              <w:left w:w="402" w:type="dxa"/>
+              <w:bottom w:w="134" w:type="dxa"/>
+              <w:right w:w="402" w:type="dxa"/>
+            </w:tcMar>
+            <w:vAlign w:val="center"/>
+            <w:hideMark/>
+          </w:tcPr>
+          <w:p>
+            <w:pPr>
+              <w:spacing w:before="134" w:after="134" w:line="469" w:lineRule="atLeast"/>
+              <w:rPr>
+                <w:rFonts w:eastAsia="Times New Roman" w:cs="Times New Roman"/>
+                <w:spacing w:val="3"/>
+                <w:kern w:val="0"/>
+                <w:szCs w:val="28"/>
+                <w:lang w:eastAsia="ru-RU"/>
+              </w:rPr>
+            </w:pPr>
+            <w:r>
+              <w:rPr>
+                <w:rFonts w:eastAsia="Times New Roman" w:cs="Times New Roman"/>
+                <w:spacing w:val="3"/>
+                <w:kern w:val="0"/>
+                <w:szCs w:val="28"/>
+                <w:lang w:eastAsia="ru-RU"/>
+              </w:rPr>
+              <w:t>Ограниченный доступ: оформление проката, выдача/приём инвентаря</w:t>
+            </w:r>
+          </w:p>
+        </w:tc>
+      </w:tr>
+      <w:tr>
+        <w:tc>
+          <w:tcPr>
+            <w:tcW w:w="0" w:type="auto"/>
+            <w:shd w:val="clear" w:color="auto" w:fill="FFFFFF"/>
+            <w:tcMar>
+              <w:top w:w="134" w:type="dxa"/>
+              <w:left w:w="0" w:type="dxa"/>
+              <w:bottom w:w="134" w:type="dxa"/>
+              <w:right w:w="402" w:type="dxa"/>
+            </w:tcMar>
+            <w:vAlign w:val="center"/>
+            <w:hideMark/>
+          </w:tcPr>
+          <w:p>
+            <w:pPr>
+              <w:spacing w:before="134" w:after="134" w:line="469" w:lineRule="atLeast"/>
+              <w:rPr>
+                <w:rFonts w:eastAsia="Times New Roman" w:cs="Times New Roman"/>
+                <w:spacing w:val="3"/>
+                <w:kern w:val="0"/>
+                <w:szCs w:val="28"/>
+                <w:lang w:eastAsia="ru-RU"/>
+              </w:rPr>
+            </w:pPr>
+            <w:r>
+              <w:rPr>
+                <w:rFonts w:eastAsia="Times New Roman" w:cs="Times New Roman"/>
+                <w:spacing w:val="3"/>
+                <w:kern w:val="0"/>
+                <w:szCs w:val="28"/>
+                <w:lang w:eastAsia="ru-RU"/>
+              </w:rPr>
+              <w:t>7</w:t>
+            </w:r>
+          </w:p>
+        </w:tc>
+        <w:tc>
+          <w:tcPr>
+            <w:tcW w:w="0" w:type="auto"/>
+            <w:shd w:val="clear" w:color="auto" w:fill="FFFFFF"/>
+            <w:tcMar>
+              <w:top w:w="134" w:type="dxa"/>
+              <w:left w:w="402" w:type="dxa"/>
+              <w:bottom w:w="134" w:type="dxa"/>
+              <w:right w:w="402" w:type="dxa"/>
+            </w:tcMar>
+            <w:vAlign w:val="center"/>
+            <w:hideMark/>
+          </w:tcPr>
+          <w:p>
+            <w:pPr>
+              <w:spacing w:before="134" w:after="134" w:line="469" w:lineRule="atLeast"/>
+              <w:rPr>
+                <w:rFonts w:eastAsia="Times New Roman" w:cs="Times New Roman"/>
+                <w:spacing w:val="3"/>
+                <w:kern w:val="0"/>
+                <w:szCs w:val="28"/>
+                <w:lang w:eastAsia="ru-RU"/>
+              </w:rPr>
+            </w:pPr>
+            <w:r>
+              <w:rPr>
+                <w:rFonts w:eastAsia="Times New Roman" w:cs="Times New Roman"/>
+                <w:spacing w:val="3"/>
+                <w:kern w:val="0"/>
+                <w:szCs w:val="28"/>
+                <w:lang w:eastAsia="ru-RU"/>
+              </w:rPr>
+              <w:t>Гости парка (самостоятельная регистрация)</w:t>
+            </w:r>
+          </w:p>
+        </w:tc>
+        <w:tc>
+          <w:tcPr>
+            <w:tcW w:w="0" w:type="auto"/>
+            <w:shd w:val="clear" w:color="auto" w:fill="FFFFFF"/>
+            <w:tcMar>
+              <w:top w:w="134" w:type="dxa"/>
+              <w:left w:w="402" w:type="dxa"/>
+              <w:bottom w:w="134" w:type="dxa"/>
+              <w:right w:w="402" w:type="dxa"/>
+            </w:tcMar>
+            <w:vAlign w:val="center"/>
+            <w:hideMark/>
+          </w:tcPr>
+          <w:p>
+            <w:pPr>
+              <w:spacing w:before="134" w:after="134" w:line="469" w:lineRule="atLeast"/>
+              <w:rPr>
+                <w:rFonts w:eastAsia="Times New Roman" w:cs="Times New Roman"/>
+                <w:spacing w:val="3"/>
+                <w:kern w:val="0"/>
+                <w:szCs w:val="28"/>
+                <w:lang w:eastAsia="ru-RU"/>
+              </w:rPr>
+            </w:pPr>
+            <w:r>
+              <w:rPr>
+                <w:rFonts w:eastAsia="Times New Roman" w:cs="Times New Roman"/>
+                <w:spacing w:val="3"/>
+                <w:kern w:val="0"/>
+                <w:szCs w:val="28"/>
+                <w:lang w:eastAsia="ru-RU"/>
+              </w:rPr>
+              <w:t>неограниченно</w:t>
+            </w:r>
+          </w:p>
+        </w:tc>
+        <w:tc>
+          <w:tcPr>
+            <w:tcW w:w="0" w:type="auto"/>
+            <w:shd w:val="clear" w:color="auto" w:fill="FFFFFF"/>
+            <w:tcMar>
+              <w:top w:w="134" w:type="dxa"/>
+              <w:left w:w="402" w:type="dxa"/>
+              <w:bottom w:w="134" w:type="dxa"/>
+              <w:right w:w="402" w:type="dxa"/>
+            </w:tcMar>
+            <w:vAlign w:val="center"/>
+            <w:hideMark/>
+          </w:tcPr>
+          <w:p>
+            <w:pPr>
+              <w:spacing w:before="134" w:after="134" w:line="469" w:lineRule="atLeast"/>
+              <w:rPr>
+                <w:rFonts w:eastAsia="Times New Roman" w:cs="Times New Roman"/>
+                <w:spacing w:val="3"/>
+                <w:kern w:val="0"/>
+                <w:szCs w:val="28"/>
+                <w:lang w:eastAsia="ru-RU"/>
+              </w:rPr>
+            </w:pPr>
+            <w:r>
+              <w:rPr>
+                <w:rFonts w:eastAsia="Times New Roman" w:cs="Times New Roman"/>
+                <w:spacing w:val="3"/>
+                <w:kern w:val="0"/>
+                <w:szCs w:val="28"/>
+                <w:lang w:eastAsia="ru-RU"/>
+              </w:rPr>
+              <w:t>Личный кабинет: бронирование, просмотр истории, оплата онлайн</w:t>
+            </w:r>
+          </w:p>
+        </w:tc>
+      </w:tr>
+    </w:tbl>
     <w:p/>
     <w:p/>
-    <w:p>
-      <w:pPr>
-        <w:spacing w:after="200"/>
-      </w:pPr>
-      <w:r>
-        <w:br w:type="page"/>
-      </w:r>
-    </w:p>
+    <w:p/>
     <w:sectPr>
-      <w:headerReference w:type="default" r:id="rId11"/>
-      <w:footerReference w:type="default" r:id="rId12"/>
-      <w:headerReference w:type="first" r:id="rId13"/>
-      <w:footerReference w:type="first" r:id="rId14"/>
+      <w:headerReference w:type="default" r:id="rId10"/>
+      <w:footerReference w:type="default" r:id="rId11"/>
+      <w:headerReference w:type="first" r:id="rId12"/>
+      <w:footerReference w:type="first" r:id="rId13"/>
       <w:pgSz w:w="11906" w:h="16838"/>
       <w:pgMar w:top="720" w:right="720" w:bottom="720" w:left="720" w:header="708" w:footer="708" w:gutter="0"/>
       <w:cols w:space="708"/>
@@ -2348,7 +4252,7 @@
 </file>
 
 <file path=word/endnotes.xml><?xml version="1.0" encoding="utf-8"?>
-<w:endnotes xmlns:wpc="http://schemas.microsoft.com/office/word/2010/wordprocessingCanvas" xmlns:mc="http://schemas.openxmlformats.org/markup-compatibility/2006" xmlns:o="urn:schemas-microsoft-com:office:office" xmlns:r="http://schemas.openxmlformats.org/officeDocument/2006/relationships" xmlns:m="http://schemas.openxmlformats.org/officeDocument/2006/math" xmlns:v="urn:schemas-microsoft-com:vml" xmlns:wp14="http://schemas.microsoft.com/office/word/2010/wordprocessingDrawing" xmlns:wp="http://schemas.openxmlformats.org/drawingml/2006/wordprocessingDrawing" xmlns:w10="urn:schemas-microsoft-com:office:word" xmlns:w="http://schemas.openxmlformats.org/wordprocessingml/2006/main" xmlns:w14="http://schemas.microsoft.com/office/word/2010/wordml" xmlns:wpg="http://schemas.microsoft.com/office/word/2010/wordprocessingGroup" xmlns:wpi="http://schemas.microsoft.com/office/word/2010/wordprocessingInk" xmlns:wne="http://schemas.microsoft.com/office/word/2006/wordml" xmlns:wps="http://schemas.microsoft.com/office/word/2010/wordprocessingShape" mc:Ignorable="w14 wp14">
+<w:endnotes xmlns:ve="http://schemas.openxmlformats.org/markup-compatibility/2006" xmlns:o="urn:schemas-microsoft-com:office:office" xmlns:r="http://schemas.openxmlformats.org/officeDocument/2006/relationships" xmlns:m="http://schemas.openxmlformats.org/officeDocument/2006/math" xmlns:v="urn:schemas-microsoft-com:vml" xmlns:wp="http://schemas.openxmlformats.org/drawingml/2006/wordprocessingDrawing" xmlns:w10="urn:schemas-microsoft-com:office:word" xmlns:w="http://schemas.openxmlformats.org/wordprocessingml/2006/main" xmlns:wne="http://schemas.microsoft.com/office/word/2006/wordml">
   <w:endnote w:type="separator" w:id="-1">
     <w:p>
       <w:pPr>
@@ -2373,7 +4277,7 @@
 </file>
 
 <file path=word/footer1.xml><?xml version="1.0" encoding="utf-8"?>
-<w:ftr xmlns:wpc="http://schemas.microsoft.com/office/word/2010/wordprocessingCanvas" xmlns:mc="http://schemas.openxmlformats.org/markup-compatibility/2006" xmlns:o="urn:schemas-microsoft-com:office:office" xmlns:r="http://schemas.openxmlformats.org/officeDocument/2006/relationships" xmlns:m="http://schemas.openxmlformats.org/officeDocument/2006/math" xmlns:v="urn:schemas-microsoft-com:vml" xmlns:wp14="http://schemas.microsoft.com/office/word/2010/wordprocessingDrawing" xmlns:wp="http://schemas.openxmlformats.org/drawingml/2006/wordprocessingDrawing" xmlns:w10="urn:schemas-microsoft-com:office:word" xmlns:w="http://schemas.openxmlformats.org/wordprocessingml/2006/main" xmlns:w14="http://schemas.microsoft.com/office/word/2010/wordml" xmlns:wpg="http://schemas.microsoft.com/office/word/2010/wordprocessingGroup" xmlns:wpi="http://schemas.microsoft.com/office/word/2010/wordprocessingInk" xmlns:wne="http://schemas.microsoft.com/office/word/2006/wordml" xmlns:wps="http://schemas.microsoft.com/office/word/2010/wordprocessingShape" mc:Ignorable="w14 wp14">
+<w:ftr xmlns:ve="http://schemas.openxmlformats.org/markup-compatibility/2006" xmlns:o="urn:schemas-microsoft-com:office:office" xmlns:r="http://schemas.openxmlformats.org/officeDocument/2006/relationships" xmlns:m="http://schemas.openxmlformats.org/officeDocument/2006/math" xmlns:v="urn:schemas-microsoft-com:vml" xmlns:wp="http://schemas.openxmlformats.org/drawingml/2006/wordprocessingDrawing" xmlns:w10="urn:schemas-microsoft-com:office:word" xmlns:w="http://schemas.openxmlformats.org/wordprocessingml/2006/main" xmlns:wne="http://schemas.microsoft.com/office/word/2006/wordml">
   <w:sdt>
     <w:sdtPr>
       <w:id w:val="647985321"/>
@@ -2382,7 +4286,6 @@
         <w:docPartUnique/>
       </w:docPartObj>
     </w:sdtPr>
-    <w:sdtEndPr/>
     <w:sdtContent>
       <w:p>
         <w:pPr>
@@ -2402,7 +4305,7 @@
           <w:rPr>
             <w:noProof/>
           </w:rPr>
-          <w:t>4</w:t>
+          <w:t>7</w:t>
         </w:r>
         <w:r>
           <w:rPr>
@@ -2425,7 +4328,7 @@
 </file>
 
 <file path=word/footer2.xml><?xml version="1.0" encoding="utf-8"?>
-<w:ftr xmlns:wpc="http://schemas.microsoft.com/office/word/2010/wordprocessingCanvas" xmlns:mc="http://schemas.openxmlformats.org/markup-compatibility/2006" xmlns:o="urn:schemas-microsoft-com:office:office" xmlns:r="http://schemas.openxmlformats.org/officeDocument/2006/relationships" xmlns:m="http://schemas.openxmlformats.org/officeDocument/2006/math" xmlns:v="urn:schemas-microsoft-com:vml" xmlns:wp14="http://schemas.microsoft.com/office/word/2010/wordprocessingDrawing" xmlns:wp="http://schemas.openxmlformats.org/drawingml/2006/wordprocessingDrawing" xmlns:w10="urn:schemas-microsoft-com:office:word" xmlns:w="http://schemas.openxmlformats.org/wordprocessingml/2006/main" xmlns:w14="http://schemas.microsoft.com/office/word/2010/wordml" xmlns:wpg="http://schemas.microsoft.com/office/word/2010/wordprocessingGroup" xmlns:wpi="http://schemas.microsoft.com/office/word/2010/wordprocessingInk" xmlns:wne="http://schemas.microsoft.com/office/word/2006/wordml" xmlns:wps="http://schemas.microsoft.com/office/word/2010/wordprocessingShape" mc:Ignorable="w14 wp14">
+<w:ftr xmlns:ve="http://schemas.openxmlformats.org/markup-compatibility/2006" xmlns:o="urn:schemas-microsoft-com:office:office" xmlns:r="http://schemas.openxmlformats.org/officeDocument/2006/relationships" xmlns:m="http://schemas.openxmlformats.org/officeDocument/2006/math" xmlns:v="urn:schemas-microsoft-com:vml" xmlns:wp="http://schemas.openxmlformats.org/drawingml/2006/wordprocessingDrawing" xmlns:w10="urn:schemas-microsoft-com:office:word" xmlns:w="http://schemas.openxmlformats.org/wordprocessingml/2006/main" xmlns:wne="http://schemas.microsoft.com/office/word/2006/wordml">
   <w:p>
     <w:pPr>
       <w:jc w:val="center"/>
@@ -2439,7 +4342,7 @@
 </file>
 
 <file path=word/footnotes.xml><?xml version="1.0" encoding="utf-8"?>
-<w:footnotes xmlns:wpc="http://schemas.microsoft.com/office/word/2010/wordprocessingCanvas" xmlns:mc="http://schemas.openxmlformats.org/markup-compatibility/2006" xmlns:o="urn:schemas-microsoft-com:office:office" xmlns:r="http://schemas.openxmlformats.org/officeDocument/2006/relationships" xmlns:m="http://schemas.openxmlformats.org/officeDocument/2006/math" xmlns:v="urn:schemas-microsoft-com:vml" xmlns:wp14="http://schemas.microsoft.com/office/word/2010/wordprocessingDrawing" xmlns:wp="http://schemas.openxmlformats.org/drawingml/2006/wordprocessingDrawing" xmlns:w10="urn:schemas-microsoft-com:office:word" xmlns:w="http://schemas.openxmlformats.org/wordprocessingml/2006/main" xmlns:w14="http://schemas.microsoft.com/office/word/2010/wordml" xmlns:wpg="http://schemas.microsoft.com/office/word/2010/wordprocessingGroup" xmlns:wpi="http://schemas.microsoft.com/office/word/2010/wordprocessingInk" xmlns:wne="http://schemas.microsoft.com/office/word/2006/wordml" xmlns:wps="http://schemas.microsoft.com/office/word/2010/wordprocessingShape" mc:Ignorable="w14 wp14">
+<w:footnotes xmlns:ve="http://schemas.openxmlformats.org/markup-compatibility/2006" xmlns:o="urn:schemas-microsoft-com:office:office" xmlns:r="http://schemas.openxmlformats.org/officeDocument/2006/relationships" xmlns:m="http://schemas.openxmlformats.org/officeDocument/2006/math" xmlns:v="urn:schemas-microsoft-com:vml" xmlns:wp="http://schemas.openxmlformats.org/drawingml/2006/wordprocessingDrawing" xmlns:w10="urn:schemas-microsoft-com:office:word" xmlns:w="http://schemas.openxmlformats.org/wordprocessingml/2006/main" xmlns:wne="http://schemas.microsoft.com/office/word/2006/wordml">
   <w:footnote w:type="separator" w:id="-1">
     <w:p>
       <w:pPr>
@@ -2464,7 +4367,7 @@
 </file>
 
 <file path=word/header1.xml><?xml version="1.0" encoding="utf-8"?>
-<w:hdr xmlns:wpc="http://schemas.microsoft.com/office/word/2010/wordprocessingCanvas" xmlns:mc="http://schemas.openxmlformats.org/markup-compatibility/2006" xmlns:o="urn:schemas-microsoft-com:office:office" xmlns:r="http://schemas.openxmlformats.org/officeDocument/2006/relationships" xmlns:m="http://schemas.openxmlformats.org/officeDocument/2006/math" xmlns:v="urn:schemas-microsoft-com:vml" xmlns:wp14="http://schemas.microsoft.com/office/word/2010/wordprocessingDrawing" xmlns:wp="http://schemas.openxmlformats.org/drawingml/2006/wordprocessingDrawing" xmlns:w10="urn:schemas-microsoft-com:office:word" xmlns:w="http://schemas.openxmlformats.org/wordprocessingml/2006/main" xmlns:w14="http://schemas.microsoft.com/office/word/2010/wordml" xmlns:wpg="http://schemas.microsoft.com/office/word/2010/wordprocessingGroup" xmlns:wpi="http://schemas.microsoft.com/office/word/2010/wordprocessingInk" xmlns:wne="http://schemas.microsoft.com/office/word/2006/wordml" xmlns:wps="http://schemas.microsoft.com/office/word/2010/wordprocessingShape" mc:Ignorable="w14 wp14">
+<w:hdr xmlns:ve="http://schemas.openxmlformats.org/markup-compatibility/2006" xmlns:o="urn:schemas-microsoft-com:office:office" xmlns:r="http://schemas.openxmlformats.org/officeDocument/2006/relationships" xmlns:m="http://schemas.openxmlformats.org/officeDocument/2006/math" xmlns:v="urn:schemas-microsoft-com:vml" xmlns:wp="http://schemas.openxmlformats.org/drawingml/2006/wordprocessingDrawing" xmlns:w10="urn:schemas-microsoft-com:office:word" xmlns:w="http://schemas.openxmlformats.org/wordprocessingml/2006/main" xmlns:wne="http://schemas.microsoft.com/office/word/2006/wordml">
   <w:p>
     <w:pPr>
       <w:pStyle w:val="a7"/>
@@ -2487,7 +4390,7 @@
 </file>
 
 <file path=word/header2.xml><?xml version="1.0" encoding="utf-8"?>
-<w:hdr xmlns:wpc="http://schemas.microsoft.com/office/word/2010/wordprocessingCanvas" xmlns:mc="http://schemas.openxmlformats.org/markup-compatibility/2006" xmlns:o="urn:schemas-microsoft-com:office:office" xmlns:r="http://schemas.openxmlformats.org/officeDocument/2006/relationships" xmlns:m="http://schemas.openxmlformats.org/officeDocument/2006/math" xmlns:v="urn:schemas-microsoft-com:vml" xmlns:wp14="http://schemas.microsoft.com/office/word/2010/wordprocessingDrawing" xmlns:wp="http://schemas.openxmlformats.org/drawingml/2006/wordprocessingDrawing" xmlns:w10="urn:schemas-microsoft-com:office:word" xmlns:w="http://schemas.openxmlformats.org/wordprocessingml/2006/main" xmlns:w14="http://schemas.microsoft.com/office/word/2010/wordml" xmlns:wpg="http://schemas.microsoft.com/office/word/2010/wordprocessingGroup" xmlns:wpi="http://schemas.microsoft.com/office/word/2010/wordprocessingInk" xmlns:wne="http://schemas.microsoft.com/office/word/2006/wordml" xmlns:wps="http://schemas.microsoft.com/office/word/2010/wordprocessingShape" mc:Ignorable="w14 wp14">
+<w:hdr xmlns:ve="http://schemas.openxmlformats.org/markup-compatibility/2006" xmlns:o="urn:schemas-microsoft-com:office:office" xmlns:r="http://schemas.openxmlformats.org/officeDocument/2006/relationships" xmlns:m="http://schemas.openxmlformats.org/officeDocument/2006/math" xmlns:v="urn:schemas-microsoft-com:vml" xmlns:wp="http://schemas.openxmlformats.org/drawingml/2006/wordprocessingDrawing" xmlns:w10="urn:schemas-microsoft-com:office:word" xmlns:w="http://schemas.openxmlformats.org/wordprocessingml/2006/main" xmlns:wne="http://schemas.microsoft.com/office/word/2006/wordml">
   <w:p>
     <w:pPr>
       <w:pStyle w:val="a7"/>
@@ -2510,7 +4413,7 @@
 </file>
 
 <file path=word/numbering.xml><?xml version="1.0" encoding="utf-8"?>
-<w:numbering xmlns:wpc="http://schemas.microsoft.com/office/word/2010/wordprocessingCanvas" xmlns:mc="http://schemas.openxmlformats.org/markup-compatibility/2006" xmlns:o="urn:schemas-microsoft-com:office:office" xmlns:r="http://schemas.openxmlformats.org/officeDocument/2006/relationships" xmlns:m="http://schemas.openxmlformats.org/officeDocument/2006/math" xmlns:v="urn:schemas-microsoft-com:vml" xmlns:wp14="http://schemas.microsoft.com/office/word/2010/wordprocessingDrawing" xmlns:wp="http://schemas.openxmlformats.org/drawingml/2006/wordprocessingDrawing" xmlns:w10="urn:schemas-microsoft-com:office:word" xmlns:w="http://schemas.openxmlformats.org/wordprocessingml/2006/main" xmlns:w14="http://schemas.microsoft.com/office/word/2010/wordml" xmlns:wpg="http://schemas.microsoft.com/office/word/2010/wordprocessingGroup" xmlns:wpi="http://schemas.microsoft.com/office/word/2010/wordprocessingInk" xmlns:wne="http://schemas.microsoft.com/office/word/2006/wordml" xmlns:wps="http://schemas.microsoft.com/office/word/2010/wordprocessingShape" mc:Ignorable="w14 wp14">
+<w:numbering xmlns:ve="http://schemas.openxmlformats.org/markup-compatibility/2006" xmlns:o="urn:schemas-microsoft-com:office:office" xmlns:r="http://schemas.openxmlformats.org/officeDocument/2006/relationships" xmlns:m="http://schemas.openxmlformats.org/officeDocument/2006/math" xmlns:v="urn:schemas-microsoft-com:vml" xmlns:wp="http://schemas.openxmlformats.org/drawingml/2006/wordprocessingDrawing" xmlns:w10="urn:schemas-microsoft-com:office:word" xmlns:w="http://schemas.openxmlformats.org/wordprocessingml/2006/main" xmlns:wne="http://schemas.microsoft.com/office/word/2006/wordml">
   <w:abstractNum w:abstractNumId="0">
     <w:nsid w:val="0CB41A2B"/>
     <w:multiLevelType w:val="multilevel"/>
@@ -3232,6 +5135,124 @@
     </w:lvl>
   </w:abstractNum>
   <w:abstractNum w:abstractNumId="7">
+    <w:nsid w:val="20CC6227"/>
+    <w:multiLevelType w:val="multilevel"/>
+    <w:tmpl w:val="8A44FC90"/>
+    <w:lvl w:ilvl="0">
+      <w:start w:val="1"/>
+      <w:numFmt w:val="decimal"/>
+      <w:lvlText w:val="%1."/>
+      <w:lvlJc w:val="left"/>
+      <w:pPr>
+        <w:ind w:left="360" w:hanging="360"/>
+      </w:pPr>
+    </w:lvl>
+    <w:lvl w:ilvl="1">
+      <w:start w:val="1"/>
+      <w:numFmt w:val="decimal"/>
+      <w:isLgl/>
+      <w:lvlText w:val="%1.%2"/>
+      <w:lvlJc w:val="left"/>
+      <w:pPr>
+        <w:ind w:left="720" w:hanging="720"/>
+      </w:pPr>
+      <w:rPr>
+        <w:rFonts w:hint="default"/>
+      </w:rPr>
+    </w:lvl>
+    <w:lvl w:ilvl="2">
+      <w:start w:val="1"/>
+      <w:numFmt w:val="decimal"/>
+      <w:isLgl/>
+      <w:lvlText w:val="%1.%2.%3"/>
+      <w:lvlJc w:val="left"/>
+      <w:pPr>
+        <w:ind w:left="720" w:hanging="720"/>
+      </w:pPr>
+      <w:rPr>
+        <w:rFonts w:hint="default"/>
+      </w:rPr>
+    </w:lvl>
+    <w:lvl w:ilvl="3">
+      <w:start w:val="1"/>
+      <w:numFmt w:val="decimal"/>
+      <w:isLgl/>
+      <w:lvlText w:val="%1.%2.%3.%4"/>
+      <w:lvlJc w:val="left"/>
+      <w:pPr>
+        <w:ind w:left="1080" w:hanging="1080"/>
+      </w:pPr>
+      <w:rPr>
+        <w:rFonts w:hint="default"/>
+      </w:rPr>
+    </w:lvl>
+    <w:lvl w:ilvl="4">
+      <w:start w:val="1"/>
+      <w:numFmt w:val="decimal"/>
+      <w:isLgl/>
+      <w:lvlText w:val="%1.%2.%3.%4.%5"/>
+      <w:lvlJc w:val="left"/>
+      <w:pPr>
+        <w:ind w:left="1440" w:hanging="1440"/>
+      </w:pPr>
+      <w:rPr>
+        <w:rFonts w:hint="default"/>
+      </w:rPr>
+    </w:lvl>
+    <w:lvl w:ilvl="5">
+      <w:start w:val="1"/>
+      <w:numFmt w:val="decimal"/>
+      <w:isLgl/>
+      <w:lvlText w:val="%1.%2.%3.%4.%5.%6"/>
+      <w:lvlJc w:val="left"/>
+      <w:pPr>
+        <w:ind w:left="1440" w:hanging="1440"/>
+      </w:pPr>
+      <w:rPr>
+        <w:rFonts w:hint="default"/>
+      </w:rPr>
+    </w:lvl>
+    <w:lvl w:ilvl="6">
+      <w:start w:val="1"/>
+      <w:numFmt w:val="decimal"/>
+      <w:isLgl/>
+      <w:lvlText w:val="%1.%2.%3.%4.%5.%6.%7"/>
+      <w:lvlJc w:val="left"/>
+      <w:pPr>
+        <w:ind w:left="1800" w:hanging="1800"/>
+      </w:pPr>
+      <w:rPr>
+        <w:rFonts w:hint="default"/>
+      </w:rPr>
+    </w:lvl>
+    <w:lvl w:ilvl="7">
+      <w:start w:val="1"/>
+      <w:numFmt w:val="decimal"/>
+      <w:isLgl/>
+      <w:lvlText w:val="%1.%2.%3.%4.%5.%6.%7.%8"/>
+      <w:lvlJc w:val="left"/>
+      <w:pPr>
+        <w:ind w:left="2160" w:hanging="2160"/>
+      </w:pPr>
+      <w:rPr>
+        <w:rFonts w:hint="default"/>
+      </w:rPr>
+    </w:lvl>
+    <w:lvl w:ilvl="8">
+      <w:start w:val="1"/>
+      <w:numFmt w:val="decimal"/>
+      <w:isLgl/>
+      <w:lvlText w:val="%1.%2.%3.%4.%5.%6.%7.%8.%9"/>
+      <w:lvlJc w:val="left"/>
+      <w:pPr>
+        <w:ind w:left="2160" w:hanging="2160"/>
+      </w:pPr>
+      <w:rPr>
+        <w:rFonts w:hint="default"/>
+      </w:rPr>
+    </w:lvl>
+  </w:abstractNum>
+  <w:abstractNum w:abstractNumId="8">
     <w:nsid w:val="225F3C73"/>
     <w:multiLevelType w:val="hybridMultilevel"/>
     <w:tmpl w:val="8D5EB72A"/>
@@ -3344,7 +5365,7 @@
       </w:rPr>
     </w:lvl>
   </w:abstractNum>
-  <w:abstractNum w:abstractNumId="8">
+  <w:abstractNum w:abstractNumId="9">
     <w:nsid w:val="227F2D46"/>
     <w:multiLevelType w:val="hybridMultilevel"/>
     <w:tmpl w:val="E27E900E"/>
@@ -3457,7 +5478,7 @@
       </w:rPr>
     </w:lvl>
   </w:abstractNum>
-  <w:abstractNum w:abstractNumId="9">
+  <w:abstractNum w:abstractNumId="10">
     <w:nsid w:val="30211169"/>
     <w:multiLevelType w:val="hybridMultilevel"/>
     <w:tmpl w:val="53F8DB5A"/>
@@ -3570,7 +5591,7 @@
       </w:rPr>
     </w:lvl>
   </w:abstractNum>
-  <w:abstractNum w:abstractNumId="10">
+  <w:abstractNum w:abstractNumId="11">
     <w:nsid w:val="3DC736F5"/>
     <w:multiLevelType w:val="hybridMultilevel"/>
     <w:tmpl w:val="088A070C"/>
@@ -3683,7 +5704,7 @@
       </w:rPr>
     </w:lvl>
   </w:abstractNum>
-  <w:abstractNum w:abstractNumId="11">
+  <w:abstractNum w:abstractNumId="12">
     <w:nsid w:val="43641B31"/>
     <w:multiLevelType w:val="hybridMultilevel"/>
     <w:tmpl w:val="6E345BE6"/>
@@ -3772,7 +5793,7 @@
       </w:pPr>
     </w:lvl>
   </w:abstractNum>
-  <w:abstractNum w:abstractNumId="12">
+  <w:abstractNum w:abstractNumId="13">
     <w:nsid w:val="492543CA"/>
     <w:multiLevelType w:val="multilevel"/>
     <w:tmpl w:val="8A44FC90"/>
@@ -3890,7 +5911,125 @@
       </w:rPr>
     </w:lvl>
   </w:abstractNum>
-  <w:abstractNum w:abstractNumId="13">
+  <w:abstractNum w:abstractNumId="14">
+    <w:nsid w:val="4C6F772F"/>
+    <w:multiLevelType w:val="multilevel"/>
+    <w:tmpl w:val="8A44FC90"/>
+    <w:lvl w:ilvl="0">
+      <w:start w:val="1"/>
+      <w:numFmt w:val="decimal"/>
+      <w:lvlText w:val="%1."/>
+      <w:lvlJc w:val="left"/>
+      <w:pPr>
+        <w:ind w:left="360" w:hanging="360"/>
+      </w:pPr>
+    </w:lvl>
+    <w:lvl w:ilvl="1">
+      <w:start w:val="1"/>
+      <w:numFmt w:val="decimal"/>
+      <w:isLgl/>
+      <w:lvlText w:val="%1.%2"/>
+      <w:lvlJc w:val="left"/>
+      <w:pPr>
+        <w:ind w:left="720" w:hanging="720"/>
+      </w:pPr>
+      <w:rPr>
+        <w:rFonts w:hint="default"/>
+      </w:rPr>
+    </w:lvl>
+    <w:lvl w:ilvl="2">
+      <w:start w:val="1"/>
+      <w:numFmt w:val="decimal"/>
+      <w:isLgl/>
+      <w:lvlText w:val="%1.%2.%3"/>
+      <w:lvlJc w:val="left"/>
+      <w:pPr>
+        <w:ind w:left="720" w:hanging="720"/>
+      </w:pPr>
+      <w:rPr>
+        <w:rFonts w:hint="default"/>
+      </w:rPr>
+    </w:lvl>
+    <w:lvl w:ilvl="3">
+      <w:start w:val="1"/>
+      <w:numFmt w:val="decimal"/>
+      <w:isLgl/>
+      <w:lvlText w:val="%1.%2.%3.%4"/>
+      <w:lvlJc w:val="left"/>
+      <w:pPr>
+        <w:ind w:left="1080" w:hanging="1080"/>
+      </w:pPr>
+      <w:rPr>
+        <w:rFonts w:hint="default"/>
+      </w:rPr>
+    </w:lvl>
+    <w:lvl w:ilvl="4">
+      <w:start w:val="1"/>
+      <w:numFmt w:val="decimal"/>
+      <w:isLgl/>
+      <w:lvlText w:val="%1.%2.%3.%4.%5"/>
+      <w:lvlJc w:val="left"/>
+      <w:pPr>
+        <w:ind w:left="1440" w:hanging="1440"/>
+      </w:pPr>
+      <w:rPr>
+        <w:rFonts w:hint="default"/>
+      </w:rPr>
+    </w:lvl>
+    <w:lvl w:ilvl="5">
+      <w:start w:val="1"/>
+      <w:numFmt w:val="decimal"/>
+      <w:isLgl/>
+      <w:lvlText w:val="%1.%2.%3.%4.%5.%6"/>
+      <w:lvlJc w:val="left"/>
+      <w:pPr>
+        <w:ind w:left="1440" w:hanging="1440"/>
+      </w:pPr>
+      <w:rPr>
+        <w:rFonts w:hint="default"/>
+      </w:rPr>
+    </w:lvl>
+    <w:lvl w:ilvl="6">
+      <w:start w:val="1"/>
+      <w:numFmt w:val="decimal"/>
+      <w:isLgl/>
+      <w:lvlText w:val="%1.%2.%3.%4.%5.%6.%7"/>
+      <w:lvlJc w:val="left"/>
+      <w:pPr>
+        <w:ind w:left="1800" w:hanging="1800"/>
+      </w:pPr>
+      <w:rPr>
+        <w:rFonts w:hint="default"/>
+      </w:rPr>
+    </w:lvl>
+    <w:lvl w:ilvl="7">
+      <w:start w:val="1"/>
+      <w:numFmt w:val="decimal"/>
+      <w:isLgl/>
+      <w:lvlText w:val="%1.%2.%3.%4.%5.%6.%7.%8"/>
+      <w:lvlJc w:val="left"/>
+      <w:pPr>
+        <w:ind w:left="2160" w:hanging="2160"/>
+      </w:pPr>
+      <w:rPr>
+        <w:rFonts w:hint="default"/>
+      </w:rPr>
+    </w:lvl>
+    <w:lvl w:ilvl="8">
+      <w:start w:val="1"/>
+      <w:numFmt w:val="decimal"/>
+      <w:isLgl/>
+      <w:lvlText w:val="%1.%2.%3.%4.%5.%6.%7.%8.%9"/>
+      <w:lvlJc w:val="left"/>
+      <w:pPr>
+        <w:ind w:left="2160" w:hanging="2160"/>
+      </w:pPr>
+      <w:rPr>
+        <w:rFonts w:hint="default"/>
+      </w:rPr>
+    </w:lvl>
+  </w:abstractNum>
+  <w:abstractNum w:abstractNumId="15">
     <w:nsid w:val="516B489A"/>
     <w:multiLevelType w:val="hybridMultilevel"/>
     <w:tmpl w:val="07A2153C"/>
@@ -3979,7 +6118,7 @@
       </w:pPr>
     </w:lvl>
   </w:abstractNum>
-  <w:abstractNum w:abstractNumId="14">
+  <w:abstractNum w:abstractNumId="16">
     <w:nsid w:val="571757FD"/>
     <w:multiLevelType w:val="hybridMultilevel"/>
     <w:tmpl w:val="8BA83D0E"/>
@@ -4065,7 +6204,7 @@
       </w:pPr>
     </w:lvl>
   </w:abstractNum>
-  <w:abstractNum w:abstractNumId="15">
+  <w:abstractNum w:abstractNumId="17">
     <w:nsid w:val="585E5BA5"/>
     <w:multiLevelType w:val="multilevel"/>
     <w:tmpl w:val="8A44FC90"/>
@@ -4183,7 +6322,7 @@
       </w:rPr>
     </w:lvl>
   </w:abstractNum>
-  <w:abstractNum w:abstractNumId="16">
+  <w:abstractNum w:abstractNumId="18">
     <w:nsid w:val="5B034A7F"/>
     <w:multiLevelType w:val="hybridMultilevel"/>
     <w:tmpl w:val="EBA4AF80"/>
@@ -4272,7 +6411,7 @@
       </w:pPr>
     </w:lvl>
   </w:abstractNum>
-  <w:abstractNum w:abstractNumId="17">
+  <w:abstractNum w:abstractNumId="19">
     <w:nsid w:val="6C8D1E7C"/>
     <w:multiLevelType w:val="multilevel"/>
     <w:tmpl w:val="8A44FC90"/>
@@ -4390,7 +6529,7 @@
       </w:rPr>
     </w:lvl>
   </w:abstractNum>
-  <w:abstractNum w:abstractNumId="18">
+  <w:abstractNum w:abstractNumId="20">
     <w:nsid w:val="720743D3"/>
     <w:multiLevelType w:val="hybridMultilevel"/>
     <w:tmpl w:val="6A687F5E"/>
@@ -4479,20 +6618,109 @@
       </w:pPr>
     </w:lvl>
   </w:abstractNum>
+  <w:abstractNum w:abstractNumId="21">
+    <w:nsid w:val="79994218"/>
+    <w:multiLevelType w:val="hybridMultilevel"/>
+    <w:tmpl w:val="D4BA663A"/>
+    <w:lvl w:ilvl="0" w:tplc="0419000F">
+      <w:start w:val="4"/>
+      <w:numFmt w:val="decimal"/>
+      <w:lvlText w:val="%1."/>
+      <w:lvlJc w:val="left"/>
+      <w:pPr>
+        <w:ind w:left="720" w:hanging="360"/>
+      </w:pPr>
+      <w:rPr>
+        <w:rFonts w:hint="default"/>
+      </w:rPr>
+    </w:lvl>
+    <w:lvl w:ilvl="1" w:tplc="04190019" w:tentative="1">
+      <w:start w:val="1"/>
+      <w:numFmt w:val="lowerLetter"/>
+      <w:lvlText w:val="%2."/>
+      <w:lvlJc w:val="left"/>
+      <w:pPr>
+        <w:ind w:left="1440" w:hanging="360"/>
+      </w:pPr>
+    </w:lvl>
+    <w:lvl w:ilvl="2" w:tplc="0419001B" w:tentative="1">
+      <w:start w:val="1"/>
+      <w:numFmt w:val="lowerRoman"/>
+      <w:lvlText w:val="%3."/>
+      <w:lvlJc w:val="right"/>
+      <w:pPr>
+        <w:ind w:left="2160" w:hanging="180"/>
+      </w:pPr>
+    </w:lvl>
+    <w:lvl w:ilvl="3" w:tplc="0419000F" w:tentative="1">
+      <w:start w:val="1"/>
+      <w:numFmt w:val="decimal"/>
+      <w:lvlText w:val="%4."/>
+      <w:lvlJc w:val="left"/>
+      <w:pPr>
+        <w:ind w:left="2880" w:hanging="360"/>
+      </w:pPr>
+    </w:lvl>
+    <w:lvl w:ilvl="4" w:tplc="04190019" w:tentative="1">
+      <w:start w:val="1"/>
+      <w:numFmt w:val="lowerLetter"/>
+      <w:lvlText w:val="%5."/>
+      <w:lvlJc w:val="left"/>
+      <w:pPr>
+        <w:ind w:left="3600" w:hanging="360"/>
+      </w:pPr>
+    </w:lvl>
+    <w:lvl w:ilvl="5" w:tplc="0419001B" w:tentative="1">
+      <w:start w:val="1"/>
+      <w:numFmt w:val="lowerRoman"/>
+      <w:lvlText w:val="%6."/>
+      <w:lvlJc w:val="right"/>
+      <w:pPr>
+        <w:ind w:left="4320" w:hanging="180"/>
+      </w:pPr>
+    </w:lvl>
+    <w:lvl w:ilvl="6" w:tplc="0419000F" w:tentative="1">
+      <w:start w:val="1"/>
+      <w:numFmt w:val="decimal"/>
+      <w:lvlText w:val="%7."/>
+      <w:lvlJc w:val="left"/>
+      <w:pPr>
+        <w:ind w:left="5040" w:hanging="360"/>
+      </w:pPr>
+    </w:lvl>
+    <w:lvl w:ilvl="7" w:tplc="04190019" w:tentative="1">
+      <w:start w:val="1"/>
+      <w:numFmt w:val="lowerLetter"/>
+      <w:lvlText w:val="%8."/>
+      <w:lvlJc w:val="left"/>
+      <w:pPr>
+        <w:ind w:left="5760" w:hanging="360"/>
+      </w:pPr>
+    </w:lvl>
+    <w:lvl w:ilvl="8" w:tplc="0419001B" w:tentative="1">
+      <w:start w:val="1"/>
+      <w:numFmt w:val="lowerRoman"/>
+      <w:lvlText w:val="%9."/>
+      <w:lvlJc w:val="right"/>
+      <w:pPr>
+        <w:ind w:left="6480" w:hanging="180"/>
+      </w:pPr>
+    </w:lvl>
+  </w:abstractNum>
   <w:num w:numId="1">
-    <w:abstractNumId w:val="7"/>
+    <w:abstractNumId w:val="8"/>
   </w:num>
   <w:num w:numId="2">
-    <w:abstractNumId w:val="11"/>
+    <w:abstractNumId w:val="12"/>
   </w:num>
   <w:num w:numId="3">
-    <w:abstractNumId w:val="13"/>
+    <w:abstractNumId w:val="15"/>
   </w:num>
   <w:num w:numId="4">
     <w:abstractNumId w:val="3"/>
   </w:num>
   <w:num w:numId="5">
-    <w:abstractNumId w:val="16"/>
+    <w:abstractNumId w:val="18"/>
   </w:num>
   <w:num w:numId="6">
     <w:abstractNumId w:val="2"/>
@@ -4501,7 +6729,7 @@
     <w:abstractNumId w:val="1"/>
   </w:num>
   <w:num w:numId="8">
-    <w:abstractNumId w:val="17"/>
+    <w:abstractNumId w:val="19"/>
   </w:num>
   <w:num w:numId="9">
     <w:abstractNumId w:val="4"/>
@@ -4510,7 +6738,7 @@
     <w:abstractNumId w:val="6"/>
   </w:num>
   <w:num w:numId="11">
-    <w:abstractNumId w:val="10"/>
+    <w:abstractNumId w:val="11"/>
   </w:num>
   <w:num w:numId="12">
     <w:abstractNumId w:val="0"/>
@@ -4519,28 +6747,37 @@
     <w:abstractNumId w:val="5"/>
   </w:num>
   <w:num w:numId="14">
-    <w:abstractNumId w:val="12"/>
+    <w:abstractNumId w:val="13"/>
   </w:num>
   <w:num w:numId="15">
-    <w:abstractNumId w:val="15"/>
+    <w:abstractNumId w:val="17"/>
   </w:num>
   <w:num w:numId="16">
+    <w:abstractNumId w:val="10"/>
+  </w:num>
+  <w:num w:numId="17">
     <w:abstractNumId w:val="9"/>
   </w:num>
-  <w:num w:numId="17">
-    <w:abstractNumId w:val="8"/>
-  </w:num>
   <w:num w:numId="18">
-    <w:abstractNumId w:val="14"/>
+    <w:abstractNumId w:val="16"/>
   </w:num>
   <w:num w:numId="19">
-    <w:abstractNumId w:val="18"/>
+    <w:abstractNumId w:val="20"/>
+  </w:num>
+  <w:num w:numId="20">
+    <w:abstractNumId w:val="21"/>
+  </w:num>
+  <w:num w:numId="21">
+    <w:abstractNumId w:val="7"/>
+  </w:num>
+  <w:num w:numId="22">
+    <w:abstractNumId w:val="14"/>
   </w:num>
 </w:numbering>
 </file>
 
 <file path=word/styles.xml><?xml version="1.0" encoding="utf-8"?>
-<w:styles xmlns:mc="http://schemas.openxmlformats.org/markup-compatibility/2006" xmlns:r="http://schemas.openxmlformats.org/officeDocument/2006/relationships" xmlns:w="http://schemas.openxmlformats.org/wordprocessingml/2006/main" xmlns:w14="http://schemas.microsoft.com/office/word/2010/wordml" mc:Ignorable="w14">
+<w:styles xmlns:r="http://schemas.openxmlformats.org/officeDocument/2006/relationships" xmlns:w="http://schemas.openxmlformats.org/wordprocessingml/2006/main">
   <w:docDefaults>
     <w:rPrDefault>
       <w:rPr>
@@ -4739,7 +6976,7 @@
     <w:uiPriority w:val="9"/>
     <w:unhideWhenUsed/>
     <w:qFormat/>
-    <w:rsid w:val="008D4CC8"/>
+    <w:rsid w:val="00B12D2A"/>
     <w:pPr>
       <w:keepNext/>
       <w:keepLines/>
@@ -4747,7 +6984,7 @@
       <w:outlineLvl w:val="1"/>
     </w:pPr>
     <w:rPr>
-      <w:rFonts w:asciiTheme="majorHAnsi" w:eastAsiaTheme="majorEastAsia" w:hAnsiTheme="majorHAnsi" w:cstheme="majorBidi"/>
+      <w:rFonts w:eastAsiaTheme="majorEastAsia" w:cstheme="majorBidi"/>
       <w:b/>
       <w:bCs/>
       <w:sz w:val="32"/>
@@ -4757,7 +6994,6 @@
   <w:style w:type="character" w:default="1" w:styleId="a0">
     <w:name w:val="Default Paragraph Font"/>
     <w:uiPriority w:val="1"/>
-    <w:semiHidden/>
     <w:unhideWhenUsed/>
   </w:style>
   <w:style w:type="table" w:default="1" w:styleId="a1">
@@ -4765,6 +7001,7 @@
     <w:uiPriority w:val="99"/>
     <w:semiHidden/>
     <w:unhideWhenUsed/>
+    <w:qFormat/>
     <w:tblPr>
       <w:tblInd w:w="0" w:type="dxa"/>
       <w:tblCellMar>
@@ -4795,6 +7032,7 @@
       <w:szCs w:val="24"/>
     </w:rPr>
     <w:tblPr>
+      <w:tblInd w:w="0" w:type="dxa"/>
       <w:tblBorders>
         <w:top w:val="single" w:sz="4" w:space="0" w:color="auto"/>
         <w:left w:val="single" w:sz="4" w:space="0" w:color="auto"/>
@@ -4803,6 +7041,12 @@
         <w:insideH w:val="single" w:sz="4" w:space="0" w:color="auto"/>
         <w:insideV w:val="single" w:sz="4" w:space="0" w:color="auto"/>
       </w:tblBorders>
+      <w:tblCellMar>
+        <w:top w:w="0" w:type="dxa"/>
+        <w:left w:w="108" w:type="dxa"/>
+        <w:bottom w:w="0" w:type="dxa"/>
+        <w:right w:w="108" w:type="dxa"/>
+      </w:tblCellMar>
     </w:tblPr>
   </w:style>
   <w:style w:type="paragraph" w:styleId="a4">
@@ -4934,9 +7178,9 @@
     <w:basedOn w:val="a0"/>
     <w:link w:val="2"/>
     <w:uiPriority w:val="9"/>
-    <w:rsid w:val="008D4CC8"/>
+    <w:rsid w:val="00B12D2A"/>
     <w:rPr>
-      <w:rFonts w:asciiTheme="majorHAnsi" w:eastAsiaTheme="majorEastAsia" w:hAnsiTheme="majorHAnsi" w:cstheme="majorBidi"/>
+      <w:rFonts w:ascii="Times New Roman" w:eastAsiaTheme="majorEastAsia" w:hAnsi="Times New Roman" w:cstheme="majorBidi"/>
       <w:b/>
       <w:bCs/>
       <w:kern w:val="2"/>
@@ -5469,7 +7713,7 @@
 </file>
 
 <file path=customXml/itemProps1.xml><?xml version="1.0" encoding="utf-8"?>
-<ds:datastoreItem xmlns:ds="http://schemas.openxmlformats.org/officeDocument/2006/customXml" ds:itemID="{8907FC5E-693C-41E4-A234-20D30844B19F}">
+<ds:datastoreItem xmlns:ds="http://schemas.openxmlformats.org/officeDocument/2006/customXml" ds:itemID="{506DAB79-2670-496C-A9B2-4F6BE0985D34}">
   <ds:schemaRefs>
     <ds:schemaRef ds:uri="http://schemas.openxmlformats.org/officeDocument/2006/bibliography"/>
   </ds:schemaRefs>

--- a/Технология разработки ПО/Техническое задание.docx
+++ b/Технология разработки ПО/Техническое задание.docx
@@ -2530,16 +2530,6 @@
     </w:sdt>
     <w:p>
       <w:pPr>
-        <w:spacing w:after="200"/>
-        <w:ind w:firstLine="709"/>
-      </w:pPr>
-      <w:r>
-        <w:lastRenderedPageBreak/>
-        <w:br w:type="page"/>
-      </w:r>
-    </w:p>
-    <w:p>
-      <w:pPr>
         <w:pStyle w:val="1"/>
         <w:numPr>
           <w:ilvl w:val="0"/>
@@ -3234,7 +3224,7 @@
                     <a:blip r:embed="rId9" cstate="print">
                       <a:extLst>
                         <a:ext uri="{28A0092B-C50C-407E-A947-70E740481C1C}">
-                          <a14:useLocalDpi xmlns="" xmlns:wpc="http://schemas.microsoft.com/office/word/2010/wordprocessingCanvas" xmlns:mc="http://schemas.openxmlformats.org/markup-compatibility/2006" xmlns:o="urn:schemas-microsoft-com:office:office" xmlns:v="urn:schemas-microsoft-com:vml" xmlns:wp14="http://schemas.microsoft.com/office/word/2010/wordprocessingDrawing" xmlns:w10="urn:schemas-microsoft-com:office:word" xmlns:w="http://schemas.openxmlformats.org/wordprocessingml/2006/main" xmlns:w14="http://schemas.microsoft.com/office/word/2010/wordml" xmlns:wpg="http://schemas.microsoft.com/office/word/2010/wordprocessingGroup" xmlns:wpi="http://schemas.microsoft.com/office/word/2010/wordprocessingInk" xmlns:wps="http://schemas.microsoft.com/office/word/2010/wordprocessingShape" xmlns:a14="http://schemas.microsoft.com/office/drawing/2010/main" val="0"/>
+                          <a14:useLocalDpi xmlns:a14="http://schemas.microsoft.com/office/drawing/2010/main" xmlns:wps="http://schemas.microsoft.com/office/word/2010/wordprocessingShape" xmlns:wpi="http://schemas.microsoft.com/office/word/2010/wordprocessingInk" xmlns:wpg="http://schemas.microsoft.com/office/word/2010/wordprocessingGroup" xmlns:w14="http://schemas.microsoft.com/office/word/2010/wordml" xmlns:w="http://schemas.openxmlformats.org/wordprocessingml/2006/main" xmlns:w10="urn:schemas-microsoft-com:office:word" xmlns:wp14="http://schemas.microsoft.com/office/word/2010/wordprocessingDrawing" xmlns:v="urn:schemas-microsoft-com:vml" xmlns:o="urn:schemas-microsoft-com:office:office" xmlns:mc="http://schemas.openxmlformats.org/markup-compatibility/2006" xmlns:wpc="http://schemas.microsoft.com/office/word/2010/wordprocessingCanvas" xmlns="" val="0"/>
                         </a:ext>
                       </a:extLst>
                     </a:blip>
@@ -4376,7 +4366,7 @@
                     </a:ln>
                     <a:extLst>
                       <a:ext uri="{53640926-AAD7-44D8-BBD7-CCE9431645EC}">
-                        <a14:shadowObscured xmlns="" xmlns:wpc="http://schemas.microsoft.com/office/word/2010/wordprocessingCanvas" xmlns:mc="http://schemas.openxmlformats.org/markup-compatibility/2006" xmlns:o="urn:schemas-microsoft-com:office:office" xmlns:v="urn:schemas-microsoft-com:vml" xmlns:wp14="http://schemas.microsoft.com/office/word/2010/wordprocessingDrawing" xmlns:w10="urn:schemas-microsoft-com:office:word" xmlns:w="http://schemas.openxmlformats.org/wordprocessingml/2006/main" xmlns:w14="http://schemas.microsoft.com/office/word/2010/wordml" xmlns:wpg="http://schemas.microsoft.com/office/word/2010/wordprocessingGroup" xmlns:wpi="http://schemas.microsoft.com/office/word/2010/wordprocessingInk" xmlns:wps="http://schemas.microsoft.com/office/word/2010/wordprocessingShape" xmlns:a14="http://schemas.microsoft.com/office/drawing/2010/main"/>
+                        <a14:shadowObscured xmlns:a14="http://schemas.microsoft.com/office/drawing/2010/main" xmlns:wps="http://schemas.microsoft.com/office/word/2010/wordprocessingShape" xmlns:wpi="http://schemas.microsoft.com/office/word/2010/wordprocessingInk" xmlns:wpg="http://schemas.microsoft.com/office/word/2010/wordprocessingGroup" xmlns:w14="http://schemas.microsoft.com/office/word/2010/wordml" xmlns:w="http://schemas.openxmlformats.org/wordprocessingml/2006/main" xmlns:w10="urn:schemas-microsoft-com:office:word" xmlns:wp14="http://schemas.microsoft.com/office/word/2010/wordprocessingDrawing" xmlns:v="urn:schemas-microsoft-com:vml" xmlns:o="urn:schemas-microsoft-com:office:office" xmlns:mc="http://schemas.openxmlformats.org/markup-compatibility/2006" xmlns:wpc="http://schemas.microsoft.com/office/word/2010/wordprocessingCanvas" xmlns=""/>
                       </a:ext>
                     </a:extLst>
                   </pic:spPr>
@@ -4814,6 +4804,9 @@
     <w:p>
       <w:pPr>
         <w:pStyle w:val="2"/>
+        <w:rPr>
+          <w:lang w:val="en-US"/>
+        </w:rPr>
       </w:pPr>
       <w:bookmarkStart w:id="15" w:name="_Toc216482736"/>
       <w:r>
@@ -4829,6 +4822,69 @@
     </w:p>
     <w:p>
       <w:pPr>
+        <w:rPr>
+          <w:lang w:val="en-US"/>
+        </w:rPr>
+      </w:pPr>
+      <w:r>
+        <w:rPr>
+          <w:noProof/>
+          <w:lang w:eastAsia="ru-RU"/>
+        </w:rPr>
+        <w:drawing>
+          <wp:inline distT="0" distB="0" distL="0" distR="0">
+            <wp:extent cx="6645910" cy="4505079"/>
+            <wp:effectExtent l="19050" t="0" r="2540" b="0"/>
+            <wp:docPr id="2" name="Рисунок 1"/>
+            <wp:cNvGraphicFramePr>
+              <a:graphicFrameLocks xmlns:a="http://schemas.openxmlformats.org/drawingml/2006/main" noChangeAspect="1"/>
+            </wp:cNvGraphicFramePr>
+            <a:graphic xmlns:a="http://schemas.openxmlformats.org/drawingml/2006/main">
+              <a:graphicData uri="http://schemas.openxmlformats.org/drawingml/2006/picture">
+                <pic:pic xmlns:pic="http://schemas.openxmlformats.org/drawingml/2006/picture">
+                  <pic:nvPicPr>
+                    <pic:cNvPr id="0" name="Picture 1"/>
+                    <pic:cNvPicPr>
+                      <a:picLocks noChangeAspect="1" noChangeArrowheads="1"/>
+                    </pic:cNvPicPr>
+                  </pic:nvPicPr>
+                  <pic:blipFill>
+                    <a:blip r:embed="rId13" cstate="print"/>
+                    <a:srcRect/>
+                    <a:stretch>
+                      <a:fillRect/>
+                    </a:stretch>
+                  </pic:blipFill>
+                  <pic:spPr bwMode="auto">
+                    <a:xfrm>
+                      <a:off x="0" y="0"/>
+                      <a:ext cx="6645910" cy="4505079"/>
+                    </a:xfrm>
+                    <a:prstGeom prst="rect">
+                      <a:avLst/>
+                    </a:prstGeom>
+                    <a:noFill/>
+                    <a:ln w="9525">
+                      <a:noFill/>
+                      <a:miter lim="800000"/>
+                      <a:headEnd/>
+                      <a:tailEnd/>
+                    </a:ln>
+                  </pic:spPr>
+                </pic:pic>
+              </a:graphicData>
+            </a:graphic>
+          </wp:inline>
+        </w:drawing>
+      </w:r>
+    </w:p>
+    <w:p>
+      <w:pPr>
+        <w:pStyle w:val="a6"/>
+      </w:pPr>
+    </w:p>
+    <w:p>
+      <w:pPr>
         <w:pStyle w:val="a6"/>
         <w:numPr>
           <w:ilvl w:val="0"/>
@@ -4836,6 +4892,7 @@
         </w:numPr>
       </w:pPr>
       <w:r>
+        <w:lastRenderedPageBreak/>
         <w:t xml:space="preserve">проверка корректности ввода данных </w:t>
       </w:r>
     </w:p>
@@ -5050,7 +5107,6 @@
         </w:numPr>
       </w:pPr>
       <w:r>
-        <w:lastRenderedPageBreak/>
         <w:t>для администраторов — знание о</w:t>
       </w:r>
       <w:r>
@@ -5204,6 +5260,7 @@
       </w:pPr>
       <w:bookmarkStart w:id="18" w:name="_Toc216482739"/>
       <w:r>
+        <w:lastRenderedPageBreak/>
         <w:t xml:space="preserve">5.5. </w:t>
       </w:r>
       <w:r>
@@ -5372,7 +5429,6 @@
         </w:numPr>
       </w:pPr>
       <w:r>
-        <w:lastRenderedPageBreak/>
         <w:t>при дублировании email/телефона: «Такой номер/email уже зарегистрирован. Используйте другой или войдите в существующий аккаунт»</w:t>
       </w:r>
     </w:p>
@@ -5473,6 +5529,7 @@
         </w:numPr>
       </w:pPr>
       <w:r>
+        <w:lastRenderedPageBreak/>
         <w:t>при выборе даты: «Дата бронирования не может быть в прошлом. Выберите дату из доступных»;</w:t>
       </w:r>
     </w:p>
@@ -5626,7 +5683,6 @@
       </w:pPr>
       <w:bookmarkStart w:id="21" w:name="_Toc216482742"/>
       <w:r>
-        <w:lastRenderedPageBreak/>
         <w:t>5.8. Требования к интерфейсу пользователя</w:t>
       </w:r>
       <w:bookmarkEnd w:id="21"/>
@@ -5636,6 +5692,10 @@
         <w:jc w:val="center"/>
       </w:pPr>
       <w:r>
+        <w:rPr>
+          <w:noProof/>
+          <w:lang w:eastAsia="ru-RU"/>
+        </w:rPr>
         <w:drawing>
           <wp:inline distT="0" distB="0" distL="0" distR="0">
             <wp:extent cx="5940425" cy="3580614"/>
@@ -5654,7 +5714,7 @@
                     </pic:cNvPicPr>
                   </pic:nvPicPr>
                   <pic:blipFill>
-                    <a:blip r:embed="rId13" cstate="print"/>
+                    <a:blip r:embed="rId14" cstate="print"/>
                     <a:srcRect/>
                     <a:stretch>
                       <a:fillRect/>
@@ -5684,7 +5744,7 @@
       </w:r>
     </w:p>
     <w:p>
-      <w:hyperlink r:id="rId14" w:history="1">
+      <w:hyperlink r:id="rId15" w:history="1">
         <w:r>
           <w:rPr>
             <w:rStyle w:val="ab"/>
@@ -5791,11 +5851,7 @@
         <w:t>Карточки каталога:</w:t>
       </w:r>
       <w:r>
-        <w:t xml:space="preserve"> жёлтый фон с чуть более насыщенным оттенком по сравнению с основным фоном страницы. Это выделяет блоки с инвентарём, </w:t>
-      </w:r>
-      <w:r>
-        <w:lastRenderedPageBreak/>
-        <w:t>привлекая к ним внимание. Границы карточек мягкие, без резких контрастов — поддерживают общую лёгкость интерфейса.</w:t>
+        <w:t> жёлтый фон с чуть более насыщенным оттенком по сравнению с основным фоном страницы. Это выделяет блоки с инвентарём, привлекая к ним внимание. Границы карточек мягкие, без резких контрастов — поддерживают общую лёгкость интерфейса.</w:t>
       </w:r>
     </w:p>
     <w:p>
@@ -5914,6 +5970,7 @@
         <w:rPr>
           <w:b/>
         </w:rPr>
+        <w:lastRenderedPageBreak/>
         <w:t>сокращение времени обслуживания клиента с 10–</w:t>
       </w:r>
       <w:r>
@@ -6084,7 +6141,6 @@
         </w:numPr>
       </w:pPr>
       <w:r>
-        <w:lastRenderedPageBreak/>
         <w:t>возможность подключения до 10 пунктов проката в единой системе.</w:t>
       </w:r>
     </w:p>
@@ -6236,6 +6292,7 @@
       </w:pPr>
       <w:bookmarkStart w:id="26" w:name="_Toc216482747"/>
       <w:r>
+        <w:lastRenderedPageBreak/>
         <w:t>Показатели качества и удобства</w:t>
       </w:r>
       <w:bookmarkEnd w:id="26"/>
@@ -6451,7 +6508,6 @@
         <w:rPr>
           <w:b/>
         </w:rPr>
-        <w:lastRenderedPageBreak/>
         <w:t>Для администрации парка:</w:t>
       </w:r>
     </w:p>
@@ -6494,10 +6550,10 @@
       </w:pPr>
     </w:p>
     <w:sectPr>
-      <w:headerReference w:type="default" r:id="rId15"/>
-      <w:footerReference w:type="default" r:id="rId16"/>
-      <w:headerReference w:type="first" r:id="rId17"/>
-      <w:footerReference w:type="first" r:id="rId18"/>
+      <w:headerReference w:type="default" r:id="rId16"/>
+      <w:footerReference w:type="default" r:id="rId17"/>
+      <w:headerReference w:type="first" r:id="rId18"/>
+      <w:footerReference w:type="first" r:id="rId19"/>
       <w:pgSz w:w="11906" w:h="16838"/>
       <w:pgMar w:top="720" w:right="720" w:bottom="720" w:left="720" w:header="708" w:footer="708" w:gutter="0"/>
       <w:cols w:space="708"/>
@@ -6553,7 +6609,7 @@
             <w:rPr>
               <w:noProof/>
             </w:rPr>
-            <w:t>15</w:t>
+            <w:t>9</w:t>
           </w:r>
         </w:fldSimple>
       </w:p>
@@ -10418,6 +10474,7 @@
   <w:style w:type="character" w:default="1" w:styleId="a0">
     <w:name w:val="Default Paragraph Font"/>
     <w:uiPriority w:val="1"/>
+    <w:semiHidden/>
     <w:unhideWhenUsed/>
   </w:style>
   <w:style w:type="table" w:default="1" w:styleId="a1">
@@ -11184,7 +11241,7 @@
 </file>
 
 <file path=customXml/itemProps1.xml><?xml version="1.0" encoding="utf-8"?>
-<ds:datastoreItem xmlns:ds="http://schemas.openxmlformats.org/officeDocument/2006/customXml" ds:itemID="{F704FE9E-1F88-4B64-AE93-FB9AB01AB128}">
+<ds:datastoreItem xmlns:ds="http://schemas.openxmlformats.org/officeDocument/2006/customXml" ds:itemID="{6548B52D-253C-4A4C-8178-4840561300F3}">
   <ds:schemaRefs>
     <ds:schemaRef ds:uri="http://schemas.openxmlformats.org/officeDocument/2006/bibliography"/>
   </ds:schemaRefs>
